--- a/data/sites/hr/Compensation and Benefits/annual-merit-increase-cycle-guide.docx
+++ b/data/sites/hr/Compensation and Benefits/annual-merit-increase-cycle-guide.docx
@@ -16,17 +16,7 @@
         <w:rPr>
           <w:i/>
         </w:rPr>
-        <w:t>HR Knowledge Hub | Compensation and Benefits</w:t>
-      </w:r>
-    </w:p>
-    <w:p>
-      <w:r>
-        <w:t>Owner: Sam Whitfield  |  Last updated: October 30, 2026</w:t>
-      </w:r>
-    </w:p>
-    <w:p>
-      <w:r>
-        <w:t>Explains the merit budget allocation, calibration process, and manager communication timeline for the annual compensation review.</w:t>
+        <w:t>HR Knowledge Hub | Compensation and Benefits | Owner: Sam Whitfield  |  Last updated: October 30, 2026</w:t>
       </w:r>
     </w:p>
     <w:p>
@@ -34,7 +24,17 @@
         <w:pStyle w:val="Heading1"/>
       </w:pPr>
       <w:r>
-        <w:t>Key Points</w:t>
+        <w:t>Section 1: Executive Summary &amp; Scope</w:t>
+      </w:r>
+    </w:p>
+    <w:p>
+      <w:r>
+        <w:t>Explains the merit budget allocation, calibration process, and manager communication timeline for the annual compensation review. Section 1 (Executive Summary &amp; Scope) applies to Compensation and Benefits within HR Knowledge Hub and is maintained by Sam Whitfield. Defines the operational charter, scope boundaries, and executive accountability.</w:t>
+      </w:r>
+    </w:p>
+    <w:p>
+      <w:r>
+        <w:t>Operational requirement 1.1: Merit budget is allocated by department based on performance distribution and market data. Secondary control 1.2: Calibration sessions run for two weeks before increases are finalized.</w:t>
       </w:r>
     </w:p>
     <w:p>
@@ -58,6 +58,566 @@
         <w:pStyle w:val="ListBullet"/>
       </w:pPr>
       <w:r>
+        <w:t>Section 1 review cadence is tracked by Sam Whitfield under Compensation and Benefits governance.</w:t>
+      </w:r>
+    </w:p>
+    <w:tbl>
+      <w:tblPr>
+        <w:tblStyle w:val="LightGrid-Accent1"/>
+        <w:tblW w:type="auto" w:w="0"/>
+        <w:tblLook w:firstColumn="1" w:firstRow="1" w:lastColumn="0" w:lastRow="0" w:noHBand="0" w:noVBand="1" w:val="04A0"/>
+      </w:tblPr>
+      <w:tblGrid>
+        <w:gridCol w:w="2160"/>
+        <w:gridCol w:w="2160"/>
+        <w:gridCol w:w="2160"/>
+        <w:gridCol w:w="2160"/>
+      </w:tblGrid>
+      <w:tr>
+        <w:tc>
+          <w:tcPr>
+            <w:tcW w:type="dxa" w:w="2160"/>
+          </w:tcPr>
+          <w:p>
+            <w:r>
+              <w:rPr>
+                <w:b/>
+              </w:rPr>
+              <w:t>Control Area</w:t>
+            </w:r>
+          </w:p>
+        </w:tc>
+        <w:tc>
+          <w:tcPr>
+            <w:tcW w:type="dxa" w:w="2160"/>
+          </w:tcPr>
+          <w:p>
+            <w:r>
+              <w:rPr>
+                <w:b/>
+              </w:rPr>
+              <w:t>Owner</w:t>
+            </w:r>
+          </w:p>
+        </w:tc>
+        <w:tc>
+          <w:tcPr>
+            <w:tcW w:type="dxa" w:w="2160"/>
+          </w:tcPr>
+          <w:p>
+            <w:r>
+              <w:rPr>
+                <w:b/>
+              </w:rPr>
+              <w:t>Target SLA</w:t>
+            </w:r>
+          </w:p>
+        </w:tc>
+        <w:tc>
+          <w:tcPr>
+            <w:tcW w:type="dxa" w:w="2160"/>
+          </w:tcPr>
+          <w:p>
+            <w:r>
+              <w:rPr>
+                <w:b/>
+              </w:rPr>
+              <w:t>Verification Status</w:t>
+            </w:r>
+          </w:p>
+        </w:tc>
+      </w:tr>
+      <w:tr>
+        <w:tc>
+          <w:tcPr>
+            <w:tcW w:type="dxa" w:w="2160"/>
+          </w:tcPr>
+          <w:p>
+            <w:r>
+              <w:t>Compensation and Benefits</w:t>
+            </w:r>
+          </w:p>
+        </w:tc>
+        <w:tc>
+          <w:tcPr>
+            <w:tcW w:type="dxa" w:w="2160"/>
+          </w:tcPr>
+          <w:p>
+            <w:r>
+              <w:t>Sam Whitfield</w:t>
+            </w:r>
+          </w:p>
+        </w:tc>
+        <w:tc>
+          <w:tcPr>
+            <w:tcW w:type="dxa" w:w="2160"/>
+          </w:tcPr>
+          <w:p>
+            <w:r>
+              <w:t>5 business days</w:t>
+            </w:r>
+          </w:p>
+        </w:tc>
+        <w:tc>
+          <w:tcPr>
+            <w:tcW w:type="dxa" w:w="2160"/>
+          </w:tcPr>
+          <w:p>
+            <w:r>
+              <w:t>Verified</w:t>
+            </w:r>
+          </w:p>
+        </w:tc>
+      </w:tr>
+      <w:tr>
+        <w:tc>
+          <w:tcPr>
+            <w:tcW w:type="dxa" w:w="2160"/>
+          </w:tcPr>
+          <w:p>
+            <w:r>
+              <w:t>Annual Merit Increase Cycle  Gate 1</w:t>
+            </w:r>
+          </w:p>
+        </w:tc>
+        <w:tc>
+          <w:tcPr>
+            <w:tcW w:type="dxa" w:w="2160"/>
+          </w:tcPr>
+          <w:p>
+            <w:r>
+              <w:t>Sam Whitfield</w:t>
+            </w:r>
+          </w:p>
+        </w:tc>
+        <w:tc>
+          <w:tcPr>
+            <w:tcW w:type="dxa" w:w="2160"/>
+          </w:tcPr>
+          <w:p>
+            <w:r>
+              <w:t>3 business days</w:t>
+            </w:r>
+          </w:p>
+        </w:tc>
+        <w:tc>
+          <w:tcPr>
+            <w:tcW w:type="dxa" w:w="2160"/>
+          </w:tcPr>
+          <w:p>
+            <w:r>
+              <w:t>Active</w:t>
+            </w:r>
+          </w:p>
+        </w:tc>
+      </w:tr>
+      <w:tr>
+        <w:tc>
+          <w:tcPr>
+            <w:tcW w:type="dxa" w:w="2160"/>
+          </w:tcPr>
+          <w:p>
+            <w:r>
+              <w:t>Annual Merit Increase Cycle  Gate 2</w:t>
+            </w:r>
+          </w:p>
+        </w:tc>
+        <w:tc>
+          <w:tcPr>
+            <w:tcW w:type="dxa" w:w="2160"/>
+          </w:tcPr>
+          <w:p>
+            <w:r>
+              <w:t>Sam Whitfield</w:t>
+            </w:r>
+          </w:p>
+        </w:tc>
+        <w:tc>
+          <w:tcPr>
+            <w:tcW w:type="dxa" w:w="2160"/>
+          </w:tcPr>
+          <w:p>
+            <w:r>
+              <w:t>10 business days</w:t>
+            </w:r>
+          </w:p>
+        </w:tc>
+        <w:tc>
+          <w:tcPr>
+            <w:tcW w:type="dxa" w:w="2160"/>
+          </w:tcPr>
+          <w:p>
+            <w:r>
+              <w:t>Monitored</w:t>
+            </w:r>
+          </w:p>
+        </w:tc>
+      </w:tr>
+    </w:tbl>
+    <w:p>
+      <w:r>
+        <w:rPr>
+          <w:color w:val="808080"/>
+          <w:sz w:val="16"/>
+        </w:rPr>
+        <w:t>Page 1 of 12 | HR Knowledge Hub | Compensation and Benefits | SharePoint Online</w:t>
+      </w:r>
+    </w:p>
+    <w:p>
+      <w:r>
+        <w:br w:type="page"/>
+      </w:r>
+    </w:p>
+    <w:p>
+      <w:pPr>
+        <w:pStyle w:val="Heading1"/>
+      </w:pPr>
+      <w:r>
+        <w:t>Section 2: Architecture &amp; Process Flow</w:t>
+      </w:r>
+    </w:p>
+    <w:p>
+      <w:r>
+        <w:t>Explains the merit budget allocation, calibration process, and manager communication timeline for the annual compensation review. Section 2 (Architecture &amp; Process Flow) applies to Compensation and Benefits within HR Knowledge Hub and is maintained by Sam Whitfield. Maps end-to-end process stages, handoff gates, and system-of-record integrations.</w:t>
+      </w:r>
+    </w:p>
+    <w:p>
+      <w:r>
+        <w:t>Operational requirement 2.1: Calibration sessions run for two weeks before increases are finalized. Secondary control 2.2: Managers deliver compensation conversations in 1:1s, never over email.</w:t>
+      </w:r>
+    </w:p>
+    <w:p>
+      <w:pPr>
+        <w:pStyle w:val="ListBullet"/>
+      </w:pPr>
+      <w:r>
+        <w:t>Calibration sessions run for two weeks before increases are finalized.</w:t>
+      </w:r>
+    </w:p>
+    <w:p>
+      <w:pPr>
+        <w:pStyle w:val="ListBullet"/>
+      </w:pPr>
+      <w:r>
+        <w:t>Managers deliver compensation conversations in 1:1s, never over email.</w:t>
+      </w:r>
+    </w:p>
+    <w:p>
+      <w:pPr>
+        <w:pStyle w:val="ListBullet"/>
+      </w:pPr>
+      <w:r>
+        <w:t>Section 2 review cadence is tracked by Sam Whitfield under Compensation and Benefits governance.</w:t>
+      </w:r>
+    </w:p>
+    <w:tbl>
+      <w:tblPr>
+        <w:tblStyle w:val="LightGrid-Accent1"/>
+        <w:tblW w:type="auto" w:w="0"/>
+        <w:tblLook w:firstColumn="1" w:firstRow="1" w:lastColumn="0" w:lastRow="0" w:noHBand="0" w:noVBand="1" w:val="04A0"/>
+      </w:tblPr>
+      <w:tblGrid>
+        <w:gridCol w:w="2160"/>
+        <w:gridCol w:w="2160"/>
+        <w:gridCol w:w="2160"/>
+        <w:gridCol w:w="2160"/>
+      </w:tblGrid>
+      <w:tr>
+        <w:tc>
+          <w:tcPr>
+            <w:tcW w:type="dxa" w:w="2160"/>
+          </w:tcPr>
+          <w:p>
+            <w:r>
+              <w:rPr>
+                <w:b/>
+              </w:rPr>
+              <w:t>Control Area</w:t>
+            </w:r>
+          </w:p>
+        </w:tc>
+        <w:tc>
+          <w:tcPr>
+            <w:tcW w:type="dxa" w:w="2160"/>
+          </w:tcPr>
+          <w:p>
+            <w:r>
+              <w:rPr>
+                <w:b/>
+              </w:rPr>
+              <w:t>Owner</w:t>
+            </w:r>
+          </w:p>
+        </w:tc>
+        <w:tc>
+          <w:tcPr>
+            <w:tcW w:type="dxa" w:w="2160"/>
+          </w:tcPr>
+          <w:p>
+            <w:r>
+              <w:rPr>
+                <w:b/>
+              </w:rPr>
+              <w:t>Target SLA</w:t>
+            </w:r>
+          </w:p>
+        </w:tc>
+        <w:tc>
+          <w:tcPr>
+            <w:tcW w:type="dxa" w:w="2160"/>
+          </w:tcPr>
+          <w:p>
+            <w:r>
+              <w:rPr>
+                <w:b/>
+              </w:rPr>
+              <w:t>Verification Status</w:t>
+            </w:r>
+          </w:p>
+        </w:tc>
+      </w:tr>
+      <w:tr>
+        <w:tc>
+          <w:tcPr>
+            <w:tcW w:type="dxa" w:w="2160"/>
+          </w:tcPr>
+          <w:p>
+            <w:r>
+              <w:t>Compensation and Benefits</w:t>
+            </w:r>
+          </w:p>
+        </w:tc>
+        <w:tc>
+          <w:tcPr>
+            <w:tcW w:type="dxa" w:w="2160"/>
+          </w:tcPr>
+          <w:p>
+            <w:r>
+              <w:t>Sam Whitfield</w:t>
+            </w:r>
+          </w:p>
+        </w:tc>
+        <w:tc>
+          <w:tcPr>
+            <w:tcW w:type="dxa" w:w="2160"/>
+          </w:tcPr>
+          <w:p>
+            <w:r>
+              <w:t>5 business days</w:t>
+            </w:r>
+          </w:p>
+        </w:tc>
+        <w:tc>
+          <w:tcPr>
+            <w:tcW w:type="dxa" w:w="2160"/>
+          </w:tcPr>
+          <w:p>
+            <w:r>
+              <w:t>Verified</w:t>
+            </w:r>
+          </w:p>
+        </w:tc>
+      </w:tr>
+      <w:tr>
+        <w:tc>
+          <w:tcPr>
+            <w:tcW w:type="dxa" w:w="2160"/>
+          </w:tcPr>
+          <w:p>
+            <w:r>
+              <w:t>Annual Merit Increase Cycle  Gate 1</w:t>
+            </w:r>
+          </w:p>
+        </w:tc>
+        <w:tc>
+          <w:tcPr>
+            <w:tcW w:type="dxa" w:w="2160"/>
+          </w:tcPr>
+          <w:p>
+            <w:r>
+              <w:t>Sam Whitfield</w:t>
+            </w:r>
+          </w:p>
+        </w:tc>
+        <w:tc>
+          <w:tcPr>
+            <w:tcW w:type="dxa" w:w="2160"/>
+          </w:tcPr>
+          <w:p>
+            <w:r>
+              <w:t>3 business days</w:t>
+            </w:r>
+          </w:p>
+        </w:tc>
+        <w:tc>
+          <w:tcPr>
+            <w:tcW w:type="dxa" w:w="2160"/>
+          </w:tcPr>
+          <w:p>
+            <w:r>
+              <w:t>Active</w:t>
+            </w:r>
+          </w:p>
+        </w:tc>
+      </w:tr>
+      <w:tr>
+        <w:tc>
+          <w:tcPr>
+            <w:tcW w:type="dxa" w:w="2160"/>
+          </w:tcPr>
+          <w:p>
+            <w:r>
+              <w:t>Annual Merit Increase Cycle  Gate 2</w:t>
+            </w:r>
+          </w:p>
+        </w:tc>
+        <w:tc>
+          <w:tcPr>
+            <w:tcW w:type="dxa" w:w="2160"/>
+          </w:tcPr>
+          <w:p>
+            <w:r>
+              <w:t>Sam Whitfield</w:t>
+            </w:r>
+          </w:p>
+        </w:tc>
+        <w:tc>
+          <w:tcPr>
+            <w:tcW w:type="dxa" w:w="2160"/>
+          </w:tcPr>
+          <w:p>
+            <w:r>
+              <w:t>10 business days</w:t>
+            </w:r>
+          </w:p>
+        </w:tc>
+        <w:tc>
+          <w:tcPr>
+            <w:tcW w:type="dxa" w:w="2160"/>
+          </w:tcPr>
+          <w:p>
+            <w:r>
+              <w:t>Monitored</w:t>
+            </w:r>
+          </w:p>
+        </w:tc>
+      </w:tr>
+      <w:tr>
+        <w:tc>
+          <w:tcPr>
+            <w:tcW w:type="dxa" w:w="2160"/>
+          </w:tcPr>
+          <w:p>
+            <w:r>
+              <w:t>Sec-2</w:t>
+            </w:r>
+          </w:p>
+        </w:tc>
+        <w:tc>
+          <w:tcPr>
+            <w:tcW w:type="dxa" w:w="2160"/>
+          </w:tcPr>
+          <w:p>
+            <w:r>
+              <w:t>Sam Whitfield</w:t>
+            </w:r>
+          </w:p>
+        </w:tc>
+        <w:tc>
+          <w:tcPr>
+            <w:tcW w:type="dxa" w:w="2160"/>
+          </w:tcPr>
+          <w:p>
+            <w:r>
+              <w:t>3 business days</w:t>
+            </w:r>
+          </w:p>
+        </w:tc>
+        <w:tc>
+          <w:tcPr>
+            <w:tcW w:type="dxa" w:w="2160"/>
+          </w:tcPr>
+          <w:p>
+            <w:r>
+              <w:t>Stage 2 Verified</w:t>
+            </w:r>
+          </w:p>
+        </w:tc>
+      </w:tr>
+    </w:tbl>
+    <w:p>
+      <w:r>
+        <w:drawing>
+          <wp:inline xmlns:a="http://schemas.openxmlformats.org/drawingml/2006/main" xmlns:pic="http://schemas.openxmlformats.org/drawingml/2006/picture">
+            <wp:extent cx="5303520" cy="1744579"/>
+            <wp:docPr id="1" name="Picture 1"/>
+            <wp:cNvGraphicFramePr>
+              <a:graphicFrameLocks noChangeAspect="1"/>
+            </wp:cNvGraphicFramePr>
+            <a:graphic>
+              <a:graphicData uri="http://schemas.openxmlformats.org/drawingml/2006/picture">
+                <pic:pic>
+                  <pic:nvPicPr>
+                    <pic:cNvPr id="0" name="image.png"/>
+                    <pic:cNvPicPr/>
+                  </pic:nvPicPr>
+                  <pic:blipFill>
+                    <a:blip r:embed="rId9"/>
+                    <a:stretch>
+                      <a:fillRect/>
+                    </a:stretch>
+                  </pic:blipFill>
+                  <pic:spPr>
+                    <a:xfrm>
+                      <a:off x="0" y="0"/>
+                      <a:ext cx="5303520" cy="1744579"/>
+                    </a:xfrm>
+                    <a:prstGeom prst="rect"/>
+                  </pic:spPr>
+                </pic:pic>
+              </a:graphicData>
+            </a:graphic>
+          </wp:inline>
+        </w:drawing>
+      </w:r>
+    </w:p>
+    <w:p>
+      <w:r>
+        <w:rPr>
+          <w:color w:val="808080"/>
+          <w:sz w:val="16"/>
+        </w:rPr>
+        <w:t>Page 2 of 12 | HR Knowledge Hub | Compensation and Benefits | SharePoint Online</w:t>
+      </w:r>
+    </w:p>
+    <w:p>
+      <w:r>
+        <w:br w:type="page"/>
+      </w:r>
+    </w:p>
+    <w:p>
+      <w:pPr>
+        <w:pStyle w:val="Heading1"/>
+      </w:pPr>
+      <w:r>
+        <w:t>Section 3: Governance Standards &amp; Controls</w:t>
+      </w:r>
+    </w:p>
+    <w:p>
+      <w:r>
+        <w:t>Explains the merit budget allocation, calibration process, and manager communication timeline for the annual compensation review. Section 3 (Governance Standards &amp; Controls) applies to Compensation and Benefits within HR Knowledge Hub and is maintained by Sam Whitfield. Establishes mandatory compliance controls, approval thresholds, and audit evidence.</w:t>
+      </w:r>
+    </w:p>
+    <w:p>
+      <w:r>
+        <w:t>Operational requirement 3.1: Managers deliver compensation conversations in 1:1s, never over email. Secondary control 3.2: Off-cycle adjustments require Total Rewards and VP approval with written justification.</w:t>
+      </w:r>
+    </w:p>
+    <w:p>
+      <w:pPr>
+        <w:pStyle w:val="ListBullet"/>
+      </w:pPr>
+      <w:r>
         <w:t>Managers deliver compensation conversations in 1:1s, never over email.</w:t>
       </w:r>
     </w:p>
@@ -70,12 +630,3054 @@
       </w:r>
     </w:p>
     <w:p>
+      <w:pPr>
+        <w:pStyle w:val="ListBullet"/>
+      </w:pPr>
+      <w:r>
+        <w:t>Section 3 review cadence is tracked by Sam Whitfield under Compensation and Benefits governance.</w:t>
+      </w:r>
+    </w:p>
+    <w:tbl>
+      <w:tblPr>
+        <w:tblStyle w:val="LightGrid-Accent1"/>
+        <w:tblW w:type="auto" w:w="0"/>
+        <w:tblLook w:firstColumn="1" w:firstRow="1" w:lastColumn="0" w:lastRow="0" w:noHBand="0" w:noVBand="1" w:val="04A0"/>
+      </w:tblPr>
+      <w:tblGrid>
+        <w:gridCol w:w="2160"/>
+        <w:gridCol w:w="2160"/>
+        <w:gridCol w:w="2160"/>
+        <w:gridCol w:w="2160"/>
+      </w:tblGrid>
+      <w:tr>
+        <w:tc>
+          <w:tcPr>
+            <w:tcW w:type="dxa" w:w="2160"/>
+          </w:tcPr>
+          <w:p>
+            <w:r>
+              <w:rPr>
+                <w:b/>
+              </w:rPr>
+              <w:t>Control Area</w:t>
+            </w:r>
+          </w:p>
+        </w:tc>
+        <w:tc>
+          <w:tcPr>
+            <w:tcW w:type="dxa" w:w="2160"/>
+          </w:tcPr>
+          <w:p>
+            <w:r>
+              <w:rPr>
+                <w:b/>
+              </w:rPr>
+              <w:t>Owner</w:t>
+            </w:r>
+          </w:p>
+        </w:tc>
+        <w:tc>
+          <w:tcPr>
+            <w:tcW w:type="dxa" w:w="2160"/>
+          </w:tcPr>
+          <w:p>
+            <w:r>
+              <w:rPr>
+                <w:b/>
+              </w:rPr>
+              <w:t>Target SLA</w:t>
+            </w:r>
+          </w:p>
+        </w:tc>
+        <w:tc>
+          <w:tcPr>
+            <w:tcW w:type="dxa" w:w="2160"/>
+          </w:tcPr>
+          <w:p>
+            <w:r>
+              <w:rPr>
+                <w:b/>
+              </w:rPr>
+              <w:t>Verification Status</w:t>
+            </w:r>
+          </w:p>
+        </w:tc>
+      </w:tr>
+      <w:tr>
+        <w:tc>
+          <w:tcPr>
+            <w:tcW w:type="dxa" w:w="2160"/>
+          </w:tcPr>
+          <w:p>
+            <w:r>
+              <w:t>Compensation and Benefits</w:t>
+            </w:r>
+          </w:p>
+        </w:tc>
+        <w:tc>
+          <w:tcPr>
+            <w:tcW w:type="dxa" w:w="2160"/>
+          </w:tcPr>
+          <w:p>
+            <w:r>
+              <w:t>Sam Whitfield</w:t>
+            </w:r>
+          </w:p>
+        </w:tc>
+        <w:tc>
+          <w:tcPr>
+            <w:tcW w:type="dxa" w:w="2160"/>
+          </w:tcPr>
+          <w:p>
+            <w:r>
+              <w:t>5 business days</w:t>
+            </w:r>
+          </w:p>
+        </w:tc>
+        <w:tc>
+          <w:tcPr>
+            <w:tcW w:type="dxa" w:w="2160"/>
+          </w:tcPr>
+          <w:p>
+            <w:r>
+              <w:t>Verified</w:t>
+            </w:r>
+          </w:p>
+        </w:tc>
+      </w:tr>
+      <w:tr>
+        <w:tc>
+          <w:tcPr>
+            <w:tcW w:type="dxa" w:w="2160"/>
+          </w:tcPr>
+          <w:p>
+            <w:r>
+              <w:t>Annual Merit Increase Cycle  Gate 1</w:t>
+            </w:r>
+          </w:p>
+        </w:tc>
+        <w:tc>
+          <w:tcPr>
+            <w:tcW w:type="dxa" w:w="2160"/>
+          </w:tcPr>
+          <w:p>
+            <w:r>
+              <w:t>Sam Whitfield</w:t>
+            </w:r>
+          </w:p>
+        </w:tc>
+        <w:tc>
+          <w:tcPr>
+            <w:tcW w:type="dxa" w:w="2160"/>
+          </w:tcPr>
+          <w:p>
+            <w:r>
+              <w:t>3 business days</w:t>
+            </w:r>
+          </w:p>
+        </w:tc>
+        <w:tc>
+          <w:tcPr>
+            <w:tcW w:type="dxa" w:w="2160"/>
+          </w:tcPr>
+          <w:p>
+            <w:r>
+              <w:t>Active</w:t>
+            </w:r>
+          </w:p>
+        </w:tc>
+      </w:tr>
+      <w:tr>
+        <w:tc>
+          <w:tcPr>
+            <w:tcW w:type="dxa" w:w="2160"/>
+          </w:tcPr>
+          <w:p>
+            <w:r>
+              <w:t>Annual Merit Increase Cycle  Gate 2</w:t>
+            </w:r>
+          </w:p>
+        </w:tc>
+        <w:tc>
+          <w:tcPr>
+            <w:tcW w:type="dxa" w:w="2160"/>
+          </w:tcPr>
+          <w:p>
+            <w:r>
+              <w:t>Sam Whitfield</w:t>
+            </w:r>
+          </w:p>
+        </w:tc>
+        <w:tc>
+          <w:tcPr>
+            <w:tcW w:type="dxa" w:w="2160"/>
+          </w:tcPr>
+          <w:p>
+            <w:r>
+              <w:t>10 business days</w:t>
+            </w:r>
+          </w:p>
+        </w:tc>
+        <w:tc>
+          <w:tcPr>
+            <w:tcW w:type="dxa" w:w="2160"/>
+          </w:tcPr>
+          <w:p>
+            <w:r>
+              <w:t>Monitored</w:t>
+            </w:r>
+          </w:p>
+        </w:tc>
+      </w:tr>
+      <w:tr>
+        <w:tc>
+          <w:tcPr>
+            <w:tcW w:type="dxa" w:w="2160"/>
+          </w:tcPr>
+          <w:p>
+            <w:r>
+              <w:t>Sec-3</w:t>
+            </w:r>
+          </w:p>
+        </w:tc>
+        <w:tc>
+          <w:tcPr>
+            <w:tcW w:type="dxa" w:w="2160"/>
+          </w:tcPr>
+          <w:p>
+            <w:r>
+              <w:t>Sam Whitfield</w:t>
+            </w:r>
+          </w:p>
+        </w:tc>
+        <w:tc>
+          <w:tcPr>
+            <w:tcW w:type="dxa" w:w="2160"/>
+          </w:tcPr>
+          <w:p>
+            <w:r>
+              <w:t>10 business days</w:t>
+            </w:r>
+          </w:p>
+        </w:tc>
+        <w:tc>
+          <w:tcPr>
+            <w:tcW w:type="dxa" w:w="2160"/>
+          </w:tcPr>
+          <w:p>
+            <w:r>
+              <w:t>Stage 3 Verified</w:t>
+            </w:r>
+          </w:p>
+        </w:tc>
+      </w:tr>
+    </w:tbl>
+    <w:p>
       <w:r>
         <w:rPr>
           <w:color w:val="808080"/>
           <w:sz w:val="16"/>
         </w:rPr>
-        <w:t>Source: HR Knowledge Hub knowledge base | SharePoint Online</w:t>
+        <w:t>Page 3 of 12 | HR Knowledge Hub | Compensation and Benefits | SharePoint Online</w:t>
+      </w:r>
+    </w:p>
+    <w:p>
+      <w:r>
+        <w:br w:type="page"/>
+      </w:r>
+    </w:p>
+    <w:p>
+      <w:pPr>
+        <w:pStyle w:val="Heading1"/>
+      </w:pPr>
+      <w:r>
+        <w:t>Section 4: Operational KPIs &amp; Benchmarks</w:t>
+      </w:r>
+    </w:p>
+    <w:p>
+      <w:r>
+        <w:t>Explains the merit budget allocation, calibration process, and manager communication timeline for the annual compensation review. Section 4 (Operational KPIs &amp; Benchmarks) applies to Compensation and Benefits within HR Knowledge Hub and is maintained by Sam Whitfield. Tracks baseline performance, target SLAs, and quarterly benchmark progression.</w:t>
+      </w:r>
+    </w:p>
+    <w:p>
+      <w:r>
+        <w:t>Operational requirement 4.1: Off-cycle adjustments require Total Rewards and VP approval with written justification. Secondary control 4.2: Merit budget is allocated by department based on performance distribution and market data.</w:t>
+      </w:r>
+    </w:p>
+    <w:p>
+      <w:pPr>
+        <w:pStyle w:val="ListBullet"/>
+      </w:pPr>
+      <w:r>
+        <w:t>Off-cycle adjustments require Total Rewards and VP approval with written justification.</w:t>
+      </w:r>
+    </w:p>
+    <w:p>
+      <w:pPr>
+        <w:pStyle w:val="ListBullet"/>
+      </w:pPr>
+      <w:r>
+        <w:t>Merit budget is allocated by department based on performance distribution and market data.</w:t>
+      </w:r>
+    </w:p>
+    <w:p>
+      <w:pPr>
+        <w:pStyle w:val="ListBullet"/>
+      </w:pPr>
+      <w:r>
+        <w:t>Section 4 review cadence is tracked by Sam Whitfield under Compensation and Benefits governance.</w:t>
+      </w:r>
+    </w:p>
+    <w:tbl>
+      <w:tblPr>
+        <w:tblStyle w:val="LightGrid-Accent1"/>
+        <w:tblW w:type="auto" w:w="0"/>
+        <w:tblLook w:firstColumn="1" w:firstRow="1" w:lastColumn="0" w:lastRow="0" w:noHBand="0" w:noVBand="1" w:val="04A0"/>
+      </w:tblPr>
+      <w:tblGrid>
+        <w:gridCol w:w="2160"/>
+        <w:gridCol w:w="2160"/>
+        <w:gridCol w:w="2160"/>
+        <w:gridCol w:w="2160"/>
+      </w:tblGrid>
+      <w:tr>
+        <w:tc>
+          <w:tcPr>
+            <w:tcW w:type="dxa" w:w="2160"/>
+          </w:tcPr>
+          <w:p>
+            <w:r>
+              <w:rPr>
+                <w:b/>
+              </w:rPr>
+              <w:t>Control Area</w:t>
+            </w:r>
+          </w:p>
+        </w:tc>
+        <w:tc>
+          <w:tcPr>
+            <w:tcW w:type="dxa" w:w="2160"/>
+          </w:tcPr>
+          <w:p>
+            <w:r>
+              <w:rPr>
+                <w:b/>
+              </w:rPr>
+              <w:t>Owner</w:t>
+            </w:r>
+          </w:p>
+        </w:tc>
+        <w:tc>
+          <w:tcPr>
+            <w:tcW w:type="dxa" w:w="2160"/>
+          </w:tcPr>
+          <w:p>
+            <w:r>
+              <w:rPr>
+                <w:b/>
+              </w:rPr>
+              <w:t>Target SLA</w:t>
+            </w:r>
+          </w:p>
+        </w:tc>
+        <w:tc>
+          <w:tcPr>
+            <w:tcW w:type="dxa" w:w="2160"/>
+          </w:tcPr>
+          <w:p>
+            <w:r>
+              <w:rPr>
+                <w:b/>
+              </w:rPr>
+              <w:t>Verification Status</w:t>
+            </w:r>
+          </w:p>
+        </w:tc>
+      </w:tr>
+      <w:tr>
+        <w:tc>
+          <w:tcPr>
+            <w:tcW w:type="dxa" w:w="2160"/>
+          </w:tcPr>
+          <w:p>
+            <w:r>
+              <w:t>Compensation and Benefits</w:t>
+            </w:r>
+          </w:p>
+        </w:tc>
+        <w:tc>
+          <w:tcPr>
+            <w:tcW w:type="dxa" w:w="2160"/>
+          </w:tcPr>
+          <w:p>
+            <w:r>
+              <w:t>Sam Whitfield</w:t>
+            </w:r>
+          </w:p>
+        </w:tc>
+        <w:tc>
+          <w:tcPr>
+            <w:tcW w:type="dxa" w:w="2160"/>
+          </w:tcPr>
+          <w:p>
+            <w:r>
+              <w:t>5 business days</w:t>
+            </w:r>
+          </w:p>
+        </w:tc>
+        <w:tc>
+          <w:tcPr>
+            <w:tcW w:type="dxa" w:w="2160"/>
+          </w:tcPr>
+          <w:p>
+            <w:r>
+              <w:t>Verified</w:t>
+            </w:r>
+          </w:p>
+        </w:tc>
+      </w:tr>
+      <w:tr>
+        <w:tc>
+          <w:tcPr>
+            <w:tcW w:type="dxa" w:w="2160"/>
+          </w:tcPr>
+          <w:p>
+            <w:r>
+              <w:t>Annual Merit Increase Cycle  Gate 1</w:t>
+            </w:r>
+          </w:p>
+        </w:tc>
+        <w:tc>
+          <w:tcPr>
+            <w:tcW w:type="dxa" w:w="2160"/>
+          </w:tcPr>
+          <w:p>
+            <w:r>
+              <w:t>Sam Whitfield</w:t>
+            </w:r>
+          </w:p>
+        </w:tc>
+        <w:tc>
+          <w:tcPr>
+            <w:tcW w:type="dxa" w:w="2160"/>
+          </w:tcPr>
+          <w:p>
+            <w:r>
+              <w:t>3 business days</w:t>
+            </w:r>
+          </w:p>
+        </w:tc>
+        <w:tc>
+          <w:tcPr>
+            <w:tcW w:type="dxa" w:w="2160"/>
+          </w:tcPr>
+          <w:p>
+            <w:r>
+              <w:t>Active</w:t>
+            </w:r>
+          </w:p>
+        </w:tc>
+      </w:tr>
+      <w:tr>
+        <w:tc>
+          <w:tcPr>
+            <w:tcW w:type="dxa" w:w="2160"/>
+          </w:tcPr>
+          <w:p>
+            <w:r>
+              <w:t>Annual Merit Increase Cycle  Gate 2</w:t>
+            </w:r>
+          </w:p>
+        </w:tc>
+        <w:tc>
+          <w:tcPr>
+            <w:tcW w:type="dxa" w:w="2160"/>
+          </w:tcPr>
+          <w:p>
+            <w:r>
+              <w:t>Sam Whitfield</w:t>
+            </w:r>
+          </w:p>
+        </w:tc>
+        <w:tc>
+          <w:tcPr>
+            <w:tcW w:type="dxa" w:w="2160"/>
+          </w:tcPr>
+          <w:p>
+            <w:r>
+              <w:t>10 business days</w:t>
+            </w:r>
+          </w:p>
+        </w:tc>
+        <w:tc>
+          <w:tcPr>
+            <w:tcW w:type="dxa" w:w="2160"/>
+          </w:tcPr>
+          <w:p>
+            <w:r>
+              <w:t>Monitored</w:t>
+            </w:r>
+          </w:p>
+        </w:tc>
+      </w:tr>
+      <w:tr>
+        <w:tc>
+          <w:tcPr>
+            <w:tcW w:type="dxa" w:w="2160"/>
+          </w:tcPr>
+          <w:p>
+            <w:r>
+              <w:t>Sec-4</w:t>
+            </w:r>
+          </w:p>
+        </w:tc>
+        <w:tc>
+          <w:tcPr>
+            <w:tcW w:type="dxa" w:w="2160"/>
+          </w:tcPr>
+          <w:p>
+            <w:r>
+              <w:t>Sam Whitfield</w:t>
+            </w:r>
+          </w:p>
+        </w:tc>
+        <w:tc>
+          <w:tcPr>
+            <w:tcW w:type="dxa" w:w="2160"/>
+          </w:tcPr>
+          <w:p>
+            <w:r>
+              <w:t>5 business days</w:t>
+            </w:r>
+          </w:p>
+        </w:tc>
+        <w:tc>
+          <w:tcPr>
+            <w:tcW w:type="dxa" w:w="2160"/>
+          </w:tcPr>
+          <w:p>
+            <w:r>
+              <w:t>Stage 4 Verified</w:t>
+            </w:r>
+          </w:p>
+        </w:tc>
+      </w:tr>
+    </w:tbl>
+    <w:p>
+      <w:r>
+        <w:drawing>
+          <wp:inline xmlns:a="http://schemas.openxmlformats.org/drawingml/2006/main" xmlns:pic="http://schemas.openxmlformats.org/drawingml/2006/picture">
+            <wp:extent cx="5303520" cy="1744579"/>
+            <wp:docPr id="2" name="Picture 2"/>
+            <wp:cNvGraphicFramePr>
+              <a:graphicFrameLocks noChangeAspect="1"/>
+            </wp:cNvGraphicFramePr>
+            <a:graphic>
+              <a:graphicData uri="http://schemas.openxmlformats.org/drawingml/2006/picture">
+                <pic:pic>
+                  <pic:nvPicPr>
+                    <pic:cNvPr id="0" name="image.png"/>
+                    <pic:cNvPicPr/>
+                  </pic:nvPicPr>
+                  <pic:blipFill>
+                    <a:blip r:embed="rId10"/>
+                    <a:stretch>
+                      <a:fillRect/>
+                    </a:stretch>
+                  </pic:blipFill>
+                  <pic:spPr>
+                    <a:xfrm>
+                      <a:off x="0" y="0"/>
+                      <a:ext cx="5303520" cy="1744579"/>
+                    </a:xfrm>
+                    <a:prstGeom prst="rect"/>
+                  </pic:spPr>
+                </pic:pic>
+              </a:graphicData>
+            </a:graphic>
+          </wp:inline>
+        </w:drawing>
+      </w:r>
+    </w:p>
+    <w:p>
+      <w:r>
+        <w:rPr>
+          <w:color w:val="808080"/>
+          <w:sz w:val="16"/>
+        </w:rPr>
+        <w:t>Page 4 of 12 | HR Knowledge Hub | Compensation and Benefits | SharePoint Online</w:t>
+      </w:r>
+    </w:p>
+    <w:p>
+      <w:r>
+        <w:br w:type="page"/>
+      </w:r>
+    </w:p>
+    <w:p>
+      <w:pPr>
+        <w:pStyle w:val="Heading1"/>
+      </w:pPr>
+      <w:r>
+        <w:t>Section 5: Roles, Responsibilities &amp; RACI</w:t>
+      </w:r>
+    </w:p>
+    <w:p>
+      <w:r>
+        <w:t>Explains the merit budget allocation, calibration process, and manager communication timeline for the annual compensation review. Section 5 (Roles, Responsibilities &amp; RACI) applies to Compensation and Benefits within HR Knowledge Hub and is maintained by Sam Whitfield. Clarifies ownership across accountable executives, operational leads, and reviewers.</w:t>
+      </w:r>
+    </w:p>
+    <w:p>
+      <w:r>
+        <w:t>Operational requirement 5.1: Merit budget is allocated by department based on performance distribution and market data. Secondary control 5.2: Calibration sessions run for two weeks before increases are finalized.</w:t>
+      </w:r>
+    </w:p>
+    <w:p>
+      <w:pPr>
+        <w:pStyle w:val="ListBullet"/>
+      </w:pPr>
+      <w:r>
+        <w:t>Merit budget is allocated by department based on performance distribution and market data.</w:t>
+      </w:r>
+    </w:p>
+    <w:p>
+      <w:pPr>
+        <w:pStyle w:val="ListBullet"/>
+      </w:pPr>
+      <w:r>
+        <w:t>Calibration sessions run for two weeks before increases are finalized.</w:t>
+      </w:r>
+    </w:p>
+    <w:p>
+      <w:pPr>
+        <w:pStyle w:val="ListBullet"/>
+      </w:pPr>
+      <w:r>
+        <w:t>Section 5 review cadence is tracked by Sam Whitfield under Compensation and Benefits governance.</w:t>
+      </w:r>
+    </w:p>
+    <w:tbl>
+      <w:tblPr>
+        <w:tblStyle w:val="LightGrid-Accent1"/>
+        <w:tblW w:type="auto" w:w="0"/>
+        <w:tblLook w:firstColumn="1" w:firstRow="1" w:lastColumn="0" w:lastRow="0" w:noHBand="0" w:noVBand="1" w:val="04A0"/>
+      </w:tblPr>
+      <w:tblGrid>
+        <w:gridCol w:w="2160"/>
+        <w:gridCol w:w="2160"/>
+        <w:gridCol w:w="2160"/>
+        <w:gridCol w:w="2160"/>
+      </w:tblGrid>
+      <w:tr>
+        <w:tc>
+          <w:tcPr>
+            <w:tcW w:type="dxa" w:w="2160"/>
+          </w:tcPr>
+          <w:p>
+            <w:r>
+              <w:rPr>
+                <w:b/>
+              </w:rPr>
+              <w:t>Control Area</w:t>
+            </w:r>
+          </w:p>
+        </w:tc>
+        <w:tc>
+          <w:tcPr>
+            <w:tcW w:type="dxa" w:w="2160"/>
+          </w:tcPr>
+          <w:p>
+            <w:r>
+              <w:rPr>
+                <w:b/>
+              </w:rPr>
+              <w:t>Owner</w:t>
+            </w:r>
+          </w:p>
+        </w:tc>
+        <w:tc>
+          <w:tcPr>
+            <w:tcW w:type="dxa" w:w="2160"/>
+          </w:tcPr>
+          <w:p>
+            <w:r>
+              <w:rPr>
+                <w:b/>
+              </w:rPr>
+              <w:t>Target SLA</w:t>
+            </w:r>
+          </w:p>
+        </w:tc>
+        <w:tc>
+          <w:tcPr>
+            <w:tcW w:type="dxa" w:w="2160"/>
+          </w:tcPr>
+          <w:p>
+            <w:r>
+              <w:rPr>
+                <w:b/>
+              </w:rPr>
+              <w:t>Verification Status</w:t>
+            </w:r>
+          </w:p>
+        </w:tc>
+      </w:tr>
+      <w:tr>
+        <w:tc>
+          <w:tcPr>
+            <w:tcW w:type="dxa" w:w="2160"/>
+          </w:tcPr>
+          <w:p>
+            <w:r>
+              <w:t>Compensation and Benefits</w:t>
+            </w:r>
+          </w:p>
+        </w:tc>
+        <w:tc>
+          <w:tcPr>
+            <w:tcW w:type="dxa" w:w="2160"/>
+          </w:tcPr>
+          <w:p>
+            <w:r>
+              <w:t>Sam Whitfield</w:t>
+            </w:r>
+          </w:p>
+        </w:tc>
+        <w:tc>
+          <w:tcPr>
+            <w:tcW w:type="dxa" w:w="2160"/>
+          </w:tcPr>
+          <w:p>
+            <w:r>
+              <w:t>5 business days</w:t>
+            </w:r>
+          </w:p>
+        </w:tc>
+        <w:tc>
+          <w:tcPr>
+            <w:tcW w:type="dxa" w:w="2160"/>
+          </w:tcPr>
+          <w:p>
+            <w:r>
+              <w:t>Verified</w:t>
+            </w:r>
+          </w:p>
+        </w:tc>
+      </w:tr>
+      <w:tr>
+        <w:tc>
+          <w:tcPr>
+            <w:tcW w:type="dxa" w:w="2160"/>
+          </w:tcPr>
+          <w:p>
+            <w:r>
+              <w:t>Annual Merit Increase Cycle  Gate 1</w:t>
+            </w:r>
+          </w:p>
+        </w:tc>
+        <w:tc>
+          <w:tcPr>
+            <w:tcW w:type="dxa" w:w="2160"/>
+          </w:tcPr>
+          <w:p>
+            <w:r>
+              <w:t>Sam Whitfield</w:t>
+            </w:r>
+          </w:p>
+        </w:tc>
+        <w:tc>
+          <w:tcPr>
+            <w:tcW w:type="dxa" w:w="2160"/>
+          </w:tcPr>
+          <w:p>
+            <w:r>
+              <w:t>3 business days</w:t>
+            </w:r>
+          </w:p>
+        </w:tc>
+        <w:tc>
+          <w:tcPr>
+            <w:tcW w:type="dxa" w:w="2160"/>
+          </w:tcPr>
+          <w:p>
+            <w:r>
+              <w:t>Active</w:t>
+            </w:r>
+          </w:p>
+        </w:tc>
+      </w:tr>
+      <w:tr>
+        <w:tc>
+          <w:tcPr>
+            <w:tcW w:type="dxa" w:w="2160"/>
+          </w:tcPr>
+          <w:p>
+            <w:r>
+              <w:t>Annual Merit Increase Cycle  Gate 2</w:t>
+            </w:r>
+          </w:p>
+        </w:tc>
+        <w:tc>
+          <w:tcPr>
+            <w:tcW w:type="dxa" w:w="2160"/>
+          </w:tcPr>
+          <w:p>
+            <w:r>
+              <w:t>Sam Whitfield</w:t>
+            </w:r>
+          </w:p>
+        </w:tc>
+        <w:tc>
+          <w:tcPr>
+            <w:tcW w:type="dxa" w:w="2160"/>
+          </w:tcPr>
+          <w:p>
+            <w:r>
+              <w:t>10 business days</w:t>
+            </w:r>
+          </w:p>
+        </w:tc>
+        <w:tc>
+          <w:tcPr>
+            <w:tcW w:type="dxa" w:w="2160"/>
+          </w:tcPr>
+          <w:p>
+            <w:r>
+              <w:t>Monitored</w:t>
+            </w:r>
+          </w:p>
+        </w:tc>
+      </w:tr>
+      <w:tr>
+        <w:tc>
+          <w:tcPr>
+            <w:tcW w:type="dxa" w:w="2160"/>
+          </w:tcPr>
+          <w:p>
+            <w:r>
+              <w:t>Sec-5</w:t>
+            </w:r>
+          </w:p>
+        </w:tc>
+        <w:tc>
+          <w:tcPr>
+            <w:tcW w:type="dxa" w:w="2160"/>
+          </w:tcPr>
+          <w:p>
+            <w:r>
+              <w:t>Sam Whitfield</w:t>
+            </w:r>
+          </w:p>
+        </w:tc>
+        <w:tc>
+          <w:tcPr>
+            <w:tcW w:type="dxa" w:w="2160"/>
+          </w:tcPr>
+          <w:p>
+            <w:r>
+              <w:t>3 business days</w:t>
+            </w:r>
+          </w:p>
+        </w:tc>
+        <w:tc>
+          <w:tcPr>
+            <w:tcW w:type="dxa" w:w="2160"/>
+          </w:tcPr>
+          <w:p>
+            <w:r>
+              <w:t>Stage 5 Verified</w:t>
+            </w:r>
+          </w:p>
+        </w:tc>
+      </w:tr>
+    </w:tbl>
+    <w:p>
+      <w:r>
+        <w:rPr>
+          <w:color w:val="808080"/>
+          <w:sz w:val="16"/>
+        </w:rPr>
+        <w:t>Page 5 of 12 | HR Knowledge Hub | Compensation and Benefits | SharePoint Online</w:t>
+      </w:r>
+    </w:p>
+    <w:p>
+      <w:r>
+        <w:br w:type="page"/>
+      </w:r>
+    </w:p>
+    <w:p>
+      <w:pPr>
+        <w:pStyle w:val="Heading1"/>
+      </w:pPr>
+      <w:r>
+        <w:t>Section 6: Standard Operating Procedures</w:t>
+      </w:r>
+    </w:p>
+    <w:p>
+      <w:r>
+        <w:t>Explains the merit budget allocation, calibration process, and manager communication timeline for the annual compensation review. Section 6 (Standard Operating Procedures) applies to Compensation and Benefits within HR Knowledge Hub and is maintained by Sam Whitfield. Provides step-by-step execution checklists, intake criteria, and verification gates.</w:t>
+      </w:r>
+    </w:p>
+    <w:p>
+      <w:r>
+        <w:t>Operational requirement 6.1: Calibration sessions run for two weeks before increases are finalized. Secondary control 6.2: Managers deliver compensation conversations in 1:1s, never over email.</w:t>
+      </w:r>
+    </w:p>
+    <w:p>
+      <w:pPr>
+        <w:pStyle w:val="ListBullet"/>
+      </w:pPr>
+      <w:r>
+        <w:t>Calibration sessions run for two weeks before increases are finalized.</w:t>
+      </w:r>
+    </w:p>
+    <w:p>
+      <w:pPr>
+        <w:pStyle w:val="ListBullet"/>
+      </w:pPr>
+      <w:r>
+        <w:t>Managers deliver compensation conversations in 1:1s, never over email.</w:t>
+      </w:r>
+    </w:p>
+    <w:p>
+      <w:pPr>
+        <w:pStyle w:val="ListBullet"/>
+      </w:pPr>
+      <w:r>
+        <w:t>Section 6 review cadence is tracked by Sam Whitfield under Compensation and Benefits governance.</w:t>
+      </w:r>
+    </w:p>
+    <w:tbl>
+      <w:tblPr>
+        <w:tblStyle w:val="LightGrid-Accent1"/>
+        <w:tblW w:type="auto" w:w="0"/>
+        <w:tblLook w:firstColumn="1" w:firstRow="1" w:lastColumn="0" w:lastRow="0" w:noHBand="0" w:noVBand="1" w:val="04A0"/>
+      </w:tblPr>
+      <w:tblGrid>
+        <w:gridCol w:w="2160"/>
+        <w:gridCol w:w="2160"/>
+        <w:gridCol w:w="2160"/>
+        <w:gridCol w:w="2160"/>
+      </w:tblGrid>
+      <w:tr>
+        <w:tc>
+          <w:tcPr>
+            <w:tcW w:type="dxa" w:w="2160"/>
+          </w:tcPr>
+          <w:p>
+            <w:r>
+              <w:rPr>
+                <w:b/>
+              </w:rPr>
+              <w:t>Control Area</w:t>
+            </w:r>
+          </w:p>
+        </w:tc>
+        <w:tc>
+          <w:tcPr>
+            <w:tcW w:type="dxa" w:w="2160"/>
+          </w:tcPr>
+          <w:p>
+            <w:r>
+              <w:rPr>
+                <w:b/>
+              </w:rPr>
+              <w:t>Owner</w:t>
+            </w:r>
+          </w:p>
+        </w:tc>
+        <w:tc>
+          <w:tcPr>
+            <w:tcW w:type="dxa" w:w="2160"/>
+          </w:tcPr>
+          <w:p>
+            <w:r>
+              <w:rPr>
+                <w:b/>
+              </w:rPr>
+              <w:t>Target SLA</w:t>
+            </w:r>
+          </w:p>
+        </w:tc>
+        <w:tc>
+          <w:tcPr>
+            <w:tcW w:type="dxa" w:w="2160"/>
+          </w:tcPr>
+          <w:p>
+            <w:r>
+              <w:rPr>
+                <w:b/>
+              </w:rPr>
+              <w:t>Verification Status</w:t>
+            </w:r>
+          </w:p>
+        </w:tc>
+      </w:tr>
+      <w:tr>
+        <w:tc>
+          <w:tcPr>
+            <w:tcW w:type="dxa" w:w="2160"/>
+          </w:tcPr>
+          <w:p>
+            <w:r>
+              <w:t>Compensation and Benefits</w:t>
+            </w:r>
+          </w:p>
+        </w:tc>
+        <w:tc>
+          <w:tcPr>
+            <w:tcW w:type="dxa" w:w="2160"/>
+          </w:tcPr>
+          <w:p>
+            <w:r>
+              <w:t>Sam Whitfield</w:t>
+            </w:r>
+          </w:p>
+        </w:tc>
+        <w:tc>
+          <w:tcPr>
+            <w:tcW w:type="dxa" w:w="2160"/>
+          </w:tcPr>
+          <w:p>
+            <w:r>
+              <w:t>5 business days</w:t>
+            </w:r>
+          </w:p>
+        </w:tc>
+        <w:tc>
+          <w:tcPr>
+            <w:tcW w:type="dxa" w:w="2160"/>
+          </w:tcPr>
+          <w:p>
+            <w:r>
+              <w:t>Verified</w:t>
+            </w:r>
+          </w:p>
+        </w:tc>
+      </w:tr>
+      <w:tr>
+        <w:tc>
+          <w:tcPr>
+            <w:tcW w:type="dxa" w:w="2160"/>
+          </w:tcPr>
+          <w:p>
+            <w:r>
+              <w:t>Annual Merit Increase Cycle  Gate 1</w:t>
+            </w:r>
+          </w:p>
+        </w:tc>
+        <w:tc>
+          <w:tcPr>
+            <w:tcW w:type="dxa" w:w="2160"/>
+          </w:tcPr>
+          <w:p>
+            <w:r>
+              <w:t>Sam Whitfield</w:t>
+            </w:r>
+          </w:p>
+        </w:tc>
+        <w:tc>
+          <w:tcPr>
+            <w:tcW w:type="dxa" w:w="2160"/>
+          </w:tcPr>
+          <w:p>
+            <w:r>
+              <w:t>3 business days</w:t>
+            </w:r>
+          </w:p>
+        </w:tc>
+        <w:tc>
+          <w:tcPr>
+            <w:tcW w:type="dxa" w:w="2160"/>
+          </w:tcPr>
+          <w:p>
+            <w:r>
+              <w:t>Active</w:t>
+            </w:r>
+          </w:p>
+        </w:tc>
+      </w:tr>
+      <w:tr>
+        <w:tc>
+          <w:tcPr>
+            <w:tcW w:type="dxa" w:w="2160"/>
+          </w:tcPr>
+          <w:p>
+            <w:r>
+              <w:t>Annual Merit Increase Cycle  Gate 2</w:t>
+            </w:r>
+          </w:p>
+        </w:tc>
+        <w:tc>
+          <w:tcPr>
+            <w:tcW w:type="dxa" w:w="2160"/>
+          </w:tcPr>
+          <w:p>
+            <w:r>
+              <w:t>Sam Whitfield</w:t>
+            </w:r>
+          </w:p>
+        </w:tc>
+        <w:tc>
+          <w:tcPr>
+            <w:tcW w:type="dxa" w:w="2160"/>
+          </w:tcPr>
+          <w:p>
+            <w:r>
+              <w:t>10 business days</w:t>
+            </w:r>
+          </w:p>
+        </w:tc>
+        <w:tc>
+          <w:tcPr>
+            <w:tcW w:type="dxa" w:w="2160"/>
+          </w:tcPr>
+          <w:p>
+            <w:r>
+              <w:t>Monitored</w:t>
+            </w:r>
+          </w:p>
+        </w:tc>
+      </w:tr>
+      <w:tr>
+        <w:tc>
+          <w:tcPr>
+            <w:tcW w:type="dxa" w:w="2160"/>
+          </w:tcPr>
+          <w:p>
+            <w:r>
+              <w:t>Sec-6</w:t>
+            </w:r>
+          </w:p>
+        </w:tc>
+        <w:tc>
+          <w:tcPr>
+            <w:tcW w:type="dxa" w:w="2160"/>
+          </w:tcPr>
+          <w:p>
+            <w:r>
+              <w:t>Sam Whitfield</w:t>
+            </w:r>
+          </w:p>
+        </w:tc>
+        <w:tc>
+          <w:tcPr>
+            <w:tcW w:type="dxa" w:w="2160"/>
+          </w:tcPr>
+          <w:p>
+            <w:r>
+              <w:t>10 business days</w:t>
+            </w:r>
+          </w:p>
+        </w:tc>
+        <w:tc>
+          <w:tcPr>
+            <w:tcW w:type="dxa" w:w="2160"/>
+          </w:tcPr>
+          <w:p>
+            <w:r>
+              <w:t>Stage 6 Verified</w:t>
+            </w:r>
+          </w:p>
+        </w:tc>
+      </w:tr>
+    </w:tbl>
+    <w:p>
+      <w:r>
+        <w:drawing>
+          <wp:inline xmlns:a="http://schemas.openxmlformats.org/drawingml/2006/main" xmlns:pic="http://schemas.openxmlformats.org/drawingml/2006/picture">
+            <wp:extent cx="5303520" cy="1744579"/>
+            <wp:docPr id="3" name="Picture 3"/>
+            <wp:cNvGraphicFramePr>
+              <a:graphicFrameLocks noChangeAspect="1"/>
+            </wp:cNvGraphicFramePr>
+            <a:graphic>
+              <a:graphicData uri="http://schemas.openxmlformats.org/drawingml/2006/picture">
+                <pic:pic>
+                  <pic:nvPicPr>
+                    <pic:cNvPr id="0" name="image.png"/>
+                    <pic:cNvPicPr/>
+                  </pic:nvPicPr>
+                  <pic:blipFill>
+                    <a:blip r:embed="rId9"/>
+                    <a:stretch>
+                      <a:fillRect/>
+                    </a:stretch>
+                  </pic:blipFill>
+                  <pic:spPr>
+                    <a:xfrm>
+                      <a:off x="0" y="0"/>
+                      <a:ext cx="5303520" cy="1744579"/>
+                    </a:xfrm>
+                    <a:prstGeom prst="rect"/>
+                  </pic:spPr>
+                </pic:pic>
+              </a:graphicData>
+            </a:graphic>
+          </wp:inline>
+        </w:drawing>
+      </w:r>
+    </w:p>
+    <w:p>
+      <w:r>
+        <w:rPr>
+          <w:color w:val="808080"/>
+          <w:sz w:val="16"/>
+        </w:rPr>
+        <w:t>Page 6 of 12 | HR Knowledge Hub | Compensation and Benefits | SharePoint Online</w:t>
+      </w:r>
+    </w:p>
+    <w:p>
+      <w:r>
+        <w:br w:type="page"/>
+      </w:r>
+    </w:p>
+    <w:p>
+      <w:pPr>
+        <w:pStyle w:val="Heading1"/>
+      </w:pPr>
+      <w:r>
+        <w:t>Section 7: Risk Register &amp; Mitigations</w:t>
+      </w:r>
+    </w:p>
+    <w:p>
+      <w:r>
+        <w:t>Explains the merit budget allocation, calibration process, and manager communication timeline for the annual compensation review. Section 7 (Risk Register &amp; Mitigations) applies to Compensation and Benefits within HR Knowledge Hub and is maintained by Sam Whitfield. Catalogs operational, compliance, and delivery risks alongside preventive mitigations.</w:t>
+      </w:r>
+    </w:p>
+    <w:p>
+      <w:r>
+        <w:t>Operational requirement 7.1: Managers deliver compensation conversations in 1:1s, never over email. Secondary control 7.2: Off-cycle adjustments require Total Rewards and VP approval with written justification.</w:t>
+      </w:r>
+    </w:p>
+    <w:p>
+      <w:pPr>
+        <w:pStyle w:val="ListBullet"/>
+      </w:pPr>
+      <w:r>
+        <w:t>Managers deliver compensation conversations in 1:1s, never over email.</w:t>
+      </w:r>
+    </w:p>
+    <w:p>
+      <w:pPr>
+        <w:pStyle w:val="ListBullet"/>
+      </w:pPr>
+      <w:r>
+        <w:t>Off-cycle adjustments require Total Rewards and VP approval with written justification.</w:t>
+      </w:r>
+    </w:p>
+    <w:p>
+      <w:pPr>
+        <w:pStyle w:val="ListBullet"/>
+      </w:pPr>
+      <w:r>
+        <w:t>Section 7 review cadence is tracked by Sam Whitfield under Compensation and Benefits governance.</w:t>
+      </w:r>
+    </w:p>
+    <w:tbl>
+      <w:tblPr>
+        <w:tblStyle w:val="LightGrid-Accent1"/>
+        <w:tblW w:type="auto" w:w="0"/>
+        <w:tblLook w:firstColumn="1" w:firstRow="1" w:lastColumn="0" w:lastRow="0" w:noHBand="0" w:noVBand="1" w:val="04A0"/>
+      </w:tblPr>
+      <w:tblGrid>
+        <w:gridCol w:w="2160"/>
+        <w:gridCol w:w="2160"/>
+        <w:gridCol w:w="2160"/>
+        <w:gridCol w:w="2160"/>
+      </w:tblGrid>
+      <w:tr>
+        <w:tc>
+          <w:tcPr>
+            <w:tcW w:type="dxa" w:w="2160"/>
+          </w:tcPr>
+          <w:p>
+            <w:r>
+              <w:rPr>
+                <w:b/>
+              </w:rPr>
+              <w:t>Control Area</w:t>
+            </w:r>
+          </w:p>
+        </w:tc>
+        <w:tc>
+          <w:tcPr>
+            <w:tcW w:type="dxa" w:w="2160"/>
+          </w:tcPr>
+          <w:p>
+            <w:r>
+              <w:rPr>
+                <w:b/>
+              </w:rPr>
+              <w:t>Owner</w:t>
+            </w:r>
+          </w:p>
+        </w:tc>
+        <w:tc>
+          <w:tcPr>
+            <w:tcW w:type="dxa" w:w="2160"/>
+          </w:tcPr>
+          <w:p>
+            <w:r>
+              <w:rPr>
+                <w:b/>
+              </w:rPr>
+              <w:t>Target SLA</w:t>
+            </w:r>
+          </w:p>
+        </w:tc>
+        <w:tc>
+          <w:tcPr>
+            <w:tcW w:type="dxa" w:w="2160"/>
+          </w:tcPr>
+          <w:p>
+            <w:r>
+              <w:rPr>
+                <w:b/>
+              </w:rPr>
+              <w:t>Verification Status</w:t>
+            </w:r>
+          </w:p>
+        </w:tc>
+      </w:tr>
+      <w:tr>
+        <w:tc>
+          <w:tcPr>
+            <w:tcW w:type="dxa" w:w="2160"/>
+          </w:tcPr>
+          <w:p>
+            <w:r>
+              <w:t>Compensation and Benefits</w:t>
+            </w:r>
+          </w:p>
+        </w:tc>
+        <w:tc>
+          <w:tcPr>
+            <w:tcW w:type="dxa" w:w="2160"/>
+          </w:tcPr>
+          <w:p>
+            <w:r>
+              <w:t>Sam Whitfield</w:t>
+            </w:r>
+          </w:p>
+        </w:tc>
+        <w:tc>
+          <w:tcPr>
+            <w:tcW w:type="dxa" w:w="2160"/>
+          </w:tcPr>
+          <w:p>
+            <w:r>
+              <w:t>5 business days</w:t>
+            </w:r>
+          </w:p>
+        </w:tc>
+        <w:tc>
+          <w:tcPr>
+            <w:tcW w:type="dxa" w:w="2160"/>
+          </w:tcPr>
+          <w:p>
+            <w:r>
+              <w:t>Verified</w:t>
+            </w:r>
+          </w:p>
+        </w:tc>
+      </w:tr>
+      <w:tr>
+        <w:tc>
+          <w:tcPr>
+            <w:tcW w:type="dxa" w:w="2160"/>
+          </w:tcPr>
+          <w:p>
+            <w:r>
+              <w:t>Annual Merit Increase Cycle  Gate 1</w:t>
+            </w:r>
+          </w:p>
+        </w:tc>
+        <w:tc>
+          <w:tcPr>
+            <w:tcW w:type="dxa" w:w="2160"/>
+          </w:tcPr>
+          <w:p>
+            <w:r>
+              <w:t>Sam Whitfield</w:t>
+            </w:r>
+          </w:p>
+        </w:tc>
+        <w:tc>
+          <w:tcPr>
+            <w:tcW w:type="dxa" w:w="2160"/>
+          </w:tcPr>
+          <w:p>
+            <w:r>
+              <w:t>3 business days</w:t>
+            </w:r>
+          </w:p>
+        </w:tc>
+        <w:tc>
+          <w:tcPr>
+            <w:tcW w:type="dxa" w:w="2160"/>
+          </w:tcPr>
+          <w:p>
+            <w:r>
+              <w:t>Active</w:t>
+            </w:r>
+          </w:p>
+        </w:tc>
+      </w:tr>
+      <w:tr>
+        <w:tc>
+          <w:tcPr>
+            <w:tcW w:type="dxa" w:w="2160"/>
+          </w:tcPr>
+          <w:p>
+            <w:r>
+              <w:t>Annual Merit Increase Cycle  Gate 2</w:t>
+            </w:r>
+          </w:p>
+        </w:tc>
+        <w:tc>
+          <w:tcPr>
+            <w:tcW w:type="dxa" w:w="2160"/>
+          </w:tcPr>
+          <w:p>
+            <w:r>
+              <w:t>Sam Whitfield</w:t>
+            </w:r>
+          </w:p>
+        </w:tc>
+        <w:tc>
+          <w:tcPr>
+            <w:tcW w:type="dxa" w:w="2160"/>
+          </w:tcPr>
+          <w:p>
+            <w:r>
+              <w:t>10 business days</w:t>
+            </w:r>
+          </w:p>
+        </w:tc>
+        <w:tc>
+          <w:tcPr>
+            <w:tcW w:type="dxa" w:w="2160"/>
+          </w:tcPr>
+          <w:p>
+            <w:r>
+              <w:t>Monitored</w:t>
+            </w:r>
+          </w:p>
+        </w:tc>
+      </w:tr>
+      <w:tr>
+        <w:tc>
+          <w:tcPr>
+            <w:tcW w:type="dxa" w:w="2160"/>
+          </w:tcPr>
+          <w:p>
+            <w:r>
+              <w:t>Sec-7</w:t>
+            </w:r>
+          </w:p>
+        </w:tc>
+        <w:tc>
+          <w:tcPr>
+            <w:tcW w:type="dxa" w:w="2160"/>
+          </w:tcPr>
+          <w:p>
+            <w:r>
+              <w:t>Sam Whitfield</w:t>
+            </w:r>
+          </w:p>
+        </w:tc>
+        <w:tc>
+          <w:tcPr>
+            <w:tcW w:type="dxa" w:w="2160"/>
+          </w:tcPr>
+          <w:p>
+            <w:r>
+              <w:t>5 business days</w:t>
+            </w:r>
+          </w:p>
+        </w:tc>
+        <w:tc>
+          <w:tcPr>
+            <w:tcW w:type="dxa" w:w="2160"/>
+          </w:tcPr>
+          <w:p>
+            <w:r>
+              <w:t>Stage 7 Verified</w:t>
+            </w:r>
+          </w:p>
+        </w:tc>
+      </w:tr>
+    </w:tbl>
+    <w:p>
+      <w:r>
+        <w:rPr>
+          <w:color w:val="808080"/>
+          <w:sz w:val="16"/>
+        </w:rPr>
+        <w:t>Page 7 of 12 | HR Knowledge Hub | Compensation and Benefits | SharePoint Online</w:t>
+      </w:r>
+    </w:p>
+    <w:p>
+      <w:r>
+        <w:br w:type="page"/>
+      </w:r>
+    </w:p>
+    <w:p>
+      <w:pPr>
+        <w:pStyle w:val="Heading1"/>
+      </w:pPr>
+      <w:r>
+        <w:t>Section 8: Quality Assurance &amp; Audits</w:t>
+      </w:r>
+    </w:p>
+    <w:p>
+      <w:r>
+        <w:t>Explains the merit budget allocation, calibration process, and manager communication timeline for the annual compensation review. Section 8 (Quality Assurance &amp; Audits) applies to Compensation and Benefits within HR Knowledge Hub and is maintained by Sam Whitfield. Specifies sampling frequencies, inspection tolerances, and nonconformance workflows.</w:t>
+      </w:r>
+    </w:p>
+    <w:p>
+      <w:r>
+        <w:t>Operational requirement 8.1: Off-cycle adjustments require Total Rewards and VP approval with written justification. Secondary control 8.2: Merit budget is allocated by department based on performance distribution and market data.</w:t>
+      </w:r>
+    </w:p>
+    <w:p>
+      <w:pPr>
+        <w:pStyle w:val="ListBullet"/>
+      </w:pPr>
+      <w:r>
+        <w:t>Off-cycle adjustments require Total Rewards and VP approval with written justification.</w:t>
+      </w:r>
+    </w:p>
+    <w:p>
+      <w:pPr>
+        <w:pStyle w:val="ListBullet"/>
+      </w:pPr>
+      <w:r>
+        <w:t>Merit budget is allocated by department based on performance distribution and market data.</w:t>
+      </w:r>
+    </w:p>
+    <w:p>
+      <w:pPr>
+        <w:pStyle w:val="ListBullet"/>
+      </w:pPr>
+      <w:r>
+        <w:t>Section 8 review cadence is tracked by Sam Whitfield under Compensation and Benefits governance.</w:t>
+      </w:r>
+    </w:p>
+    <w:tbl>
+      <w:tblPr>
+        <w:tblStyle w:val="LightGrid-Accent1"/>
+        <w:tblW w:type="auto" w:w="0"/>
+        <w:tblLook w:firstColumn="1" w:firstRow="1" w:lastColumn="0" w:lastRow="0" w:noHBand="0" w:noVBand="1" w:val="04A0"/>
+      </w:tblPr>
+      <w:tblGrid>
+        <w:gridCol w:w="2160"/>
+        <w:gridCol w:w="2160"/>
+        <w:gridCol w:w="2160"/>
+        <w:gridCol w:w="2160"/>
+      </w:tblGrid>
+      <w:tr>
+        <w:tc>
+          <w:tcPr>
+            <w:tcW w:type="dxa" w:w="2160"/>
+          </w:tcPr>
+          <w:p>
+            <w:r>
+              <w:rPr>
+                <w:b/>
+              </w:rPr>
+              <w:t>Control Area</w:t>
+            </w:r>
+          </w:p>
+        </w:tc>
+        <w:tc>
+          <w:tcPr>
+            <w:tcW w:type="dxa" w:w="2160"/>
+          </w:tcPr>
+          <w:p>
+            <w:r>
+              <w:rPr>
+                <w:b/>
+              </w:rPr>
+              <w:t>Owner</w:t>
+            </w:r>
+          </w:p>
+        </w:tc>
+        <w:tc>
+          <w:tcPr>
+            <w:tcW w:type="dxa" w:w="2160"/>
+          </w:tcPr>
+          <w:p>
+            <w:r>
+              <w:rPr>
+                <w:b/>
+              </w:rPr>
+              <w:t>Target SLA</w:t>
+            </w:r>
+          </w:p>
+        </w:tc>
+        <w:tc>
+          <w:tcPr>
+            <w:tcW w:type="dxa" w:w="2160"/>
+          </w:tcPr>
+          <w:p>
+            <w:r>
+              <w:rPr>
+                <w:b/>
+              </w:rPr>
+              <w:t>Verification Status</w:t>
+            </w:r>
+          </w:p>
+        </w:tc>
+      </w:tr>
+      <w:tr>
+        <w:tc>
+          <w:tcPr>
+            <w:tcW w:type="dxa" w:w="2160"/>
+          </w:tcPr>
+          <w:p>
+            <w:r>
+              <w:t>Compensation and Benefits</w:t>
+            </w:r>
+          </w:p>
+        </w:tc>
+        <w:tc>
+          <w:tcPr>
+            <w:tcW w:type="dxa" w:w="2160"/>
+          </w:tcPr>
+          <w:p>
+            <w:r>
+              <w:t>Sam Whitfield</w:t>
+            </w:r>
+          </w:p>
+        </w:tc>
+        <w:tc>
+          <w:tcPr>
+            <w:tcW w:type="dxa" w:w="2160"/>
+          </w:tcPr>
+          <w:p>
+            <w:r>
+              <w:t>5 business days</w:t>
+            </w:r>
+          </w:p>
+        </w:tc>
+        <w:tc>
+          <w:tcPr>
+            <w:tcW w:type="dxa" w:w="2160"/>
+          </w:tcPr>
+          <w:p>
+            <w:r>
+              <w:t>Verified</w:t>
+            </w:r>
+          </w:p>
+        </w:tc>
+      </w:tr>
+      <w:tr>
+        <w:tc>
+          <w:tcPr>
+            <w:tcW w:type="dxa" w:w="2160"/>
+          </w:tcPr>
+          <w:p>
+            <w:r>
+              <w:t>Annual Merit Increase Cycle  Gate 1</w:t>
+            </w:r>
+          </w:p>
+        </w:tc>
+        <w:tc>
+          <w:tcPr>
+            <w:tcW w:type="dxa" w:w="2160"/>
+          </w:tcPr>
+          <w:p>
+            <w:r>
+              <w:t>Sam Whitfield</w:t>
+            </w:r>
+          </w:p>
+        </w:tc>
+        <w:tc>
+          <w:tcPr>
+            <w:tcW w:type="dxa" w:w="2160"/>
+          </w:tcPr>
+          <w:p>
+            <w:r>
+              <w:t>3 business days</w:t>
+            </w:r>
+          </w:p>
+        </w:tc>
+        <w:tc>
+          <w:tcPr>
+            <w:tcW w:type="dxa" w:w="2160"/>
+          </w:tcPr>
+          <w:p>
+            <w:r>
+              <w:t>Active</w:t>
+            </w:r>
+          </w:p>
+        </w:tc>
+      </w:tr>
+      <w:tr>
+        <w:tc>
+          <w:tcPr>
+            <w:tcW w:type="dxa" w:w="2160"/>
+          </w:tcPr>
+          <w:p>
+            <w:r>
+              <w:t>Annual Merit Increase Cycle  Gate 2</w:t>
+            </w:r>
+          </w:p>
+        </w:tc>
+        <w:tc>
+          <w:tcPr>
+            <w:tcW w:type="dxa" w:w="2160"/>
+          </w:tcPr>
+          <w:p>
+            <w:r>
+              <w:t>Sam Whitfield</w:t>
+            </w:r>
+          </w:p>
+        </w:tc>
+        <w:tc>
+          <w:tcPr>
+            <w:tcW w:type="dxa" w:w="2160"/>
+          </w:tcPr>
+          <w:p>
+            <w:r>
+              <w:t>10 business days</w:t>
+            </w:r>
+          </w:p>
+        </w:tc>
+        <w:tc>
+          <w:tcPr>
+            <w:tcW w:type="dxa" w:w="2160"/>
+          </w:tcPr>
+          <w:p>
+            <w:r>
+              <w:t>Monitored</w:t>
+            </w:r>
+          </w:p>
+        </w:tc>
+      </w:tr>
+      <w:tr>
+        <w:tc>
+          <w:tcPr>
+            <w:tcW w:type="dxa" w:w="2160"/>
+          </w:tcPr>
+          <w:p>
+            <w:r>
+              <w:t>Sec-8</w:t>
+            </w:r>
+          </w:p>
+        </w:tc>
+        <w:tc>
+          <w:tcPr>
+            <w:tcW w:type="dxa" w:w="2160"/>
+          </w:tcPr>
+          <w:p>
+            <w:r>
+              <w:t>Sam Whitfield</w:t>
+            </w:r>
+          </w:p>
+        </w:tc>
+        <w:tc>
+          <w:tcPr>
+            <w:tcW w:type="dxa" w:w="2160"/>
+          </w:tcPr>
+          <w:p>
+            <w:r>
+              <w:t>3 business days</w:t>
+            </w:r>
+          </w:p>
+        </w:tc>
+        <w:tc>
+          <w:tcPr>
+            <w:tcW w:type="dxa" w:w="2160"/>
+          </w:tcPr>
+          <w:p>
+            <w:r>
+              <w:t>Stage 8 Verified</w:t>
+            </w:r>
+          </w:p>
+        </w:tc>
+      </w:tr>
+    </w:tbl>
+    <w:p>
+      <w:r>
+        <w:drawing>
+          <wp:inline xmlns:a="http://schemas.openxmlformats.org/drawingml/2006/main" xmlns:pic="http://schemas.openxmlformats.org/drawingml/2006/picture">
+            <wp:extent cx="5303520" cy="1744579"/>
+            <wp:docPr id="4" name="Picture 4"/>
+            <wp:cNvGraphicFramePr>
+              <a:graphicFrameLocks noChangeAspect="1"/>
+            </wp:cNvGraphicFramePr>
+            <a:graphic>
+              <a:graphicData uri="http://schemas.openxmlformats.org/drawingml/2006/picture">
+                <pic:pic>
+                  <pic:nvPicPr>
+                    <pic:cNvPr id="0" name="image.png"/>
+                    <pic:cNvPicPr/>
+                  </pic:nvPicPr>
+                  <pic:blipFill>
+                    <a:blip r:embed="rId10"/>
+                    <a:stretch>
+                      <a:fillRect/>
+                    </a:stretch>
+                  </pic:blipFill>
+                  <pic:spPr>
+                    <a:xfrm>
+                      <a:off x="0" y="0"/>
+                      <a:ext cx="5303520" cy="1744579"/>
+                    </a:xfrm>
+                    <a:prstGeom prst="rect"/>
+                  </pic:spPr>
+                </pic:pic>
+              </a:graphicData>
+            </a:graphic>
+          </wp:inline>
+        </w:drawing>
+      </w:r>
+    </w:p>
+    <w:p>
+      <w:r>
+        <w:rPr>
+          <w:color w:val="808080"/>
+          <w:sz w:val="16"/>
+        </w:rPr>
+        <w:t>Page 8 of 12 | HR Knowledge Hub | Compensation and Benefits | SharePoint Online</w:t>
+      </w:r>
+    </w:p>
+    <w:p>
+      <w:r>
+        <w:br w:type="page"/>
+      </w:r>
+    </w:p>
+    <w:p>
+      <w:pPr>
+        <w:pStyle w:val="Heading1"/>
+      </w:pPr>
+      <w:r>
+        <w:t>Section 9: Exception Handling &amp; Escalations</w:t>
+      </w:r>
+    </w:p>
+    <w:p>
+      <w:r>
+        <w:t>Explains the merit budget allocation, calibration process, and manager communication timeline for the annual compensation review. Section 9 (Exception Handling &amp; Escalations) applies to Compensation and Benefits within HR Knowledge Hub and is maintained by Sam Whitfield. Outlines severity tiers, response SLAs, and cross-functional escalation paths.</w:t>
+      </w:r>
+    </w:p>
+    <w:p>
+      <w:r>
+        <w:t>Operational requirement 9.1: Merit budget is allocated by department based on performance distribution and market data. Secondary control 9.2: Calibration sessions run for two weeks before increases are finalized.</w:t>
+      </w:r>
+    </w:p>
+    <w:p>
+      <w:pPr>
+        <w:pStyle w:val="ListBullet"/>
+      </w:pPr>
+      <w:r>
+        <w:t>Merit budget is allocated by department based on performance distribution and market data.</w:t>
+      </w:r>
+    </w:p>
+    <w:p>
+      <w:pPr>
+        <w:pStyle w:val="ListBullet"/>
+      </w:pPr>
+      <w:r>
+        <w:t>Calibration sessions run for two weeks before increases are finalized.</w:t>
+      </w:r>
+    </w:p>
+    <w:p>
+      <w:pPr>
+        <w:pStyle w:val="ListBullet"/>
+      </w:pPr>
+      <w:r>
+        <w:t>Section 9 review cadence is tracked by Sam Whitfield under Compensation and Benefits governance.</w:t>
+      </w:r>
+    </w:p>
+    <w:tbl>
+      <w:tblPr>
+        <w:tblStyle w:val="LightGrid-Accent1"/>
+        <w:tblW w:type="auto" w:w="0"/>
+        <w:tblLook w:firstColumn="1" w:firstRow="1" w:lastColumn="0" w:lastRow="0" w:noHBand="0" w:noVBand="1" w:val="04A0"/>
+      </w:tblPr>
+      <w:tblGrid>
+        <w:gridCol w:w="2160"/>
+        <w:gridCol w:w="2160"/>
+        <w:gridCol w:w="2160"/>
+        <w:gridCol w:w="2160"/>
+      </w:tblGrid>
+      <w:tr>
+        <w:tc>
+          <w:tcPr>
+            <w:tcW w:type="dxa" w:w="2160"/>
+          </w:tcPr>
+          <w:p>
+            <w:r>
+              <w:rPr>
+                <w:b/>
+              </w:rPr>
+              <w:t>Control Area</w:t>
+            </w:r>
+          </w:p>
+        </w:tc>
+        <w:tc>
+          <w:tcPr>
+            <w:tcW w:type="dxa" w:w="2160"/>
+          </w:tcPr>
+          <w:p>
+            <w:r>
+              <w:rPr>
+                <w:b/>
+              </w:rPr>
+              <w:t>Owner</w:t>
+            </w:r>
+          </w:p>
+        </w:tc>
+        <w:tc>
+          <w:tcPr>
+            <w:tcW w:type="dxa" w:w="2160"/>
+          </w:tcPr>
+          <w:p>
+            <w:r>
+              <w:rPr>
+                <w:b/>
+              </w:rPr>
+              <w:t>Target SLA</w:t>
+            </w:r>
+          </w:p>
+        </w:tc>
+        <w:tc>
+          <w:tcPr>
+            <w:tcW w:type="dxa" w:w="2160"/>
+          </w:tcPr>
+          <w:p>
+            <w:r>
+              <w:rPr>
+                <w:b/>
+              </w:rPr>
+              <w:t>Verification Status</w:t>
+            </w:r>
+          </w:p>
+        </w:tc>
+      </w:tr>
+      <w:tr>
+        <w:tc>
+          <w:tcPr>
+            <w:tcW w:type="dxa" w:w="2160"/>
+          </w:tcPr>
+          <w:p>
+            <w:r>
+              <w:t>Compensation and Benefits</w:t>
+            </w:r>
+          </w:p>
+        </w:tc>
+        <w:tc>
+          <w:tcPr>
+            <w:tcW w:type="dxa" w:w="2160"/>
+          </w:tcPr>
+          <w:p>
+            <w:r>
+              <w:t>Sam Whitfield</w:t>
+            </w:r>
+          </w:p>
+        </w:tc>
+        <w:tc>
+          <w:tcPr>
+            <w:tcW w:type="dxa" w:w="2160"/>
+          </w:tcPr>
+          <w:p>
+            <w:r>
+              <w:t>5 business days</w:t>
+            </w:r>
+          </w:p>
+        </w:tc>
+        <w:tc>
+          <w:tcPr>
+            <w:tcW w:type="dxa" w:w="2160"/>
+          </w:tcPr>
+          <w:p>
+            <w:r>
+              <w:t>Verified</w:t>
+            </w:r>
+          </w:p>
+        </w:tc>
+      </w:tr>
+      <w:tr>
+        <w:tc>
+          <w:tcPr>
+            <w:tcW w:type="dxa" w:w="2160"/>
+          </w:tcPr>
+          <w:p>
+            <w:r>
+              <w:t>Annual Merit Increase Cycle  Gate 1</w:t>
+            </w:r>
+          </w:p>
+        </w:tc>
+        <w:tc>
+          <w:tcPr>
+            <w:tcW w:type="dxa" w:w="2160"/>
+          </w:tcPr>
+          <w:p>
+            <w:r>
+              <w:t>Sam Whitfield</w:t>
+            </w:r>
+          </w:p>
+        </w:tc>
+        <w:tc>
+          <w:tcPr>
+            <w:tcW w:type="dxa" w:w="2160"/>
+          </w:tcPr>
+          <w:p>
+            <w:r>
+              <w:t>3 business days</w:t>
+            </w:r>
+          </w:p>
+        </w:tc>
+        <w:tc>
+          <w:tcPr>
+            <w:tcW w:type="dxa" w:w="2160"/>
+          </w:tcPr>
+          <w:p>
+            <w:r>
+              <w:t>Active</w:t>
+            </w:r>
+          </w:p>
+        </w:tc>
+      </w:tr>
+      <w:tr>
+        <w:tc>
+          <w:tcPr>
+            <w:tcW w:type="dxa" w:w="2160"/>
+          </w:tcPr>
+          <w:p>
+            <w:r>
+              <w:t>Annual Merit Increase Cycle  Gate 2</w:t>
+            </w:r>
+          </w:p>
+        </w:tc>
+        <w:tc>
+          <w:tcPr>
+            <w:tcW w:type="dxa" w:w="2160"/>
+          </w:tcPr>
+          <w:p>
+            <w:r>
+              <w:t>Sam Whitfield</w:t>
+            </w:r>
+          </w:p>
+        </w:tc>
+        <w:tc>
+          <w:tcPr>
+            <w:tcW w:type="dxa" w:w="2160"/>
+          </w:tcPr>
+          <w:p>
+            <w:r>
+              <w:t>10 business days</w:t>
+            </w:r>
+          </w:p>
+        </w:tc>
+        <w:tc>
+          <w:tcPr>
+            <w:tcW w:type="dxa" w:w="2160"/>
+          </w:tcPr>
+          <w:p>
+            <w:r>
+              <w:t>Monitored</w:t>
+            </w:r>
+          </w:p>
+        </w:tc>
+      </w:tr>
+      <w:tr>
+        <w:tc>
+          <w:tcPr>
+            <w:tcW w:type="dxa" w:w="2160"/>
+          </w:tcPr>
+          <w:p>
+            <w:r>
+              <w:t>Sec-9</w:t>
+            </w:r>
+          </w:p>
+        </w:tc>
+        <w:tc>
+          <w:tcPr>
+            <w:tcW w:type="dxa" w:w="2160"/>
+          </w:tcPr>
+          <w:p>
+            <w:r>
+              <w:t>Sam Whitfield</w:t>
+            </w:r>
+          </w:p>
+        </w:tc>
+        <w:tc>
+          <w:tcPr>
+            <w:tcW w:type="dxa" w:w="2160"/>
+          </w:tcPr>
+          <w:p>
+            <w:r>
+              <w:t>10 business days</w:t>
+            </w:r>
+          </w:p>
+        </w:tc>
+        <w:tc>
+          <w:tcPr>
+            <w:tcW w:type="dxa" w:w="2160"/>
+          </w:tcPr>
+          <w:p>
+            <w:r>
+              <w:t>Stage 9 Verified</w:t>
+            </w:r>
+          </w:p>
+        </w:tc>
+      </w:tr>
+    </w:tbl>
+    <w:p>
+      <w:r>
+        <w:drawing>
+          <wp:inline xmlns:a="http://schemas.openxmlformats.org/drawingml/2006/main" xmlns:pic="http://schemas.openxmlformats.org/drawingml/2006/picture">
+            <wp:extent cx="5303520" cy="1744579"/>
+            <wp:docPr id="5" name="Picture 5"/>
+            <wp:cNvGraphicFramePr>
+              <a:graphicFrameLocks noChangeAspect="1"/>
+            </wp:cNvGraphicFramePr>
+            <a:graphic>
+              <a:graphicData uri="http://schemas.openxmlformats.org/drawingml/2006/picture">
+                <pic:pic>
+                  <pic:nvPicPr>
+                    <pic:cNvPr id="0" name="image.png"/>
+                    <pic:cNvPicPr/>
+                  </pic:nvPicPr>
+                  <pic:blipFill>
+                    <a:blip r:embed="rId9"/>
+                    <a:stretch>
+                      <a:fillRect/>
+                    </a:stretch>
+                  </pic:blipFill>
+                  <pic:spPr>
+                    <a:xfrm>
+                      <a:off x="0" y="0"/>
+                      <a:ext cx="5303520" cy="1744579"/>
+                    </a:xfrm>
+                    <a:prstGeom prst="rect"/>
+                  </pic:spPr>
+                </pic:pic>
+              </a:graphicData>
+            </a:graphic>
+          </wp:inline>
+        </w:drawing>
+      </w:r>
+    </w:p>
+    <w:p>
+      <w:r>
+        <w:rPr>
+          <w:color w:val="808080"/>
+          <w:sz w:val="16"/>
+        </w:rPr>
+        <w:t>Page 9 of 12 | HR Knowledge Hub | Compensation and Benefits | SharePoint Online</w:t>
+      </w:r>
+    </w:p>
+    <w:p>
+      <w:r>
+        <w:br w:type="page"/>
+      </w:r>
+    </w:p>
+    <w:p>
+      <w:pPr>
+        <w:pStyle w:val="Heading1"/>
+      </w:pPr>
+      <w:r>
+        <w:t>Section 10: Cross-Functional Dependencies</w:t>
+      </w:r>
+    </w:p>
+    <w:p>
+      <w:r>
+        <w:t>Explains the merit budget allocation, calibration process, and manager communication timeline for the annual compensation review. Section 10 (Cross-Functional Dependencies) applies to Compensation and Benefits within HR Knowledge Hub and is maintained by Sam Whitfield. Documents upstream and downstream team dependencies and service-level commitments.</w:t>
+      </w:r>
+    </w:p>
+    <w:p>
+      <w:r>
+        <w:t>Operational requirement 10.1: Calibration sessions run for two weeks before increases are finalized. Secondary control 10.2: Managers deliver compensation conversations in 1:1s, never over email.</w:t>
+      </w:r>
+    </w:p>
+    <w:p>
+      <w:pPr>
+        <w:pStyle w:val="ListBullet"/>
+      </w:pPr>
+      <w:r>
+        <w:t>Calibration sessions run for two weeks before increases are finalized.</w:t>
+      </w:r>
+    </w:p>
+    <w:p>
+      <w:pPr>
+        <w:pStyle w:val="ListBullet"/>
+      </w:pPr>
+      <w:r>
+        <w:t>Managers deliver compensation conversations in 1:1s, never over email.</w:t>
+      </w:r>
+    </w:p>
+    <w:p>
+      <w:pPr>
+        <w:pStyle w:val="ListBullet"/>
+      </w:pPr>
+      <w:r>
+        <w:t>Section 10 review cadence is tracked by Sam Whitfield under Compensation and Benefits governance.</w:t>
+      </w:r>
+    </w:p>
+    <w:tbl>
+      <w:tblPr>
+        <w:tblStyle w:val="LightGrid-Accent1"/>
+        <w:tblW w:type="auto" w:w="0"/>
+        <w:tblLook w:firstColumn="1" w:firstRow="1" w:lastColumn="0" w:lastRow="0" w:noHBand="0" w:noVBand="1" w:val="04A0"/>
+      </w:tblPr>
+      <w:tblGrid>
+        <w:gridCol w:w="2160"/>
+        <w:gridCol w:w="2160"/>
+        <w:gridCol w:w="2160"/>
+        <w:gridCol w:w="2160"/>
+      </w:tblGrid>
+      <w:tr>
+        <w:tc>
+          <w:tcPr>
+            <w:tcW w:type="dxa" w:w="2160"/>
+          </w:tcPr>
+          <w:p>
+            <w:r>
+              <w:rPr>
+                <w:b/>
+              </w:rPr>
+              <w:t>Control Area</w:t>
+            </w:r>
+          </w:p>
+        </w:tc>
+        <w:tc>
+          <w:tcPr>
+            <w:tcW w:type="dxa" w:w="2160"/>
+          </w:tcPr>
+          <w:p>
+            <w:r>
+              <w:rPr>
+                <w:b/>
+              </w:rPr>
+              <w:t>Owner</w:t>
+            </w:r>
+          </w:p>
+        </w:tc>
+        <w:tc>
+          <w:tcPr>
+            <w:tcW w:type="dxa" w:w="2160"/>
+          </w:tcPr>
+          <w:p>
+            <w:r>
+              <w:rPr>
+                <w:b/>
+              </w:rPr>
+              <w:t>Target SLA</w:t>
+            </w:r>
+          </w:p>
+        </w:tc>
+        <w:tc>
+          <w:tcPr>
+            <w:tcW w:type="dxa" w:w="2160"/>
+          </w:tcPr>
+          <w:p>
+            <w:r>
+              <w:rPr>
+                <w:b/>
+              </w:rPr>
+              <w:t>Verification Status</w:t>
+            </w:r>
+          </w:p>
+        </w:tc>
+      </w:tr>
+      <w:tr>
+        <w:tc>
+          <w:tcPr>
+            <w:tcW w:type="dxa" w:w="2160"/>
+          </w:tcPr>
+          <w:p>
+            <w:r>
+              <w:t>Compensation and Benefits</w:t>
+            </w:r>
+          </w:p>
+        </w:tc>
+        <w:tc>
+          <w:tcPr>
+            <w:tcW w:type="dxa" w:w="2160"/>
+          </w:tcPr>
+          <w:p>
+            <w:r>
+              <w:t>Sam Whitfield</w:t>
+            </w:r>
+          </w:p>
+        </w:tc>
+        <w:tc>
+          <w:tcPr>
+            <w:tcW w:type="dxa" w:w="2160"/>
+          </w:tcPr>
+          <w:p>
+            <w:r>
+              <w:t>5 business days</w:t>
+            </w:r>
+          </w:p>
+        </w:tc>
+        <w:tc>
+          <w:tcPr>
+            <w:tcW w:type="dxa" w:w="2160"/>
+          </w:tcPr>
+          <w:p>
+            <w:r>
+              <w:t>Verified</w:t>
+            </w:r>
+          </w:p>
+        </w:tc>
+      </w:tr>
+      <w:tr>
+        <w:tc>
+          <w:tcPr>
+            <w:tcW w:type="dxa" w:w="2160"/>
+          </w:tcPr>
+          <w:p>
+            <w:r>
+              <w:t>Annual Merit Increase Cycle  Gate 1</w:t>
+            </w:r>
+          </w:p>
+        </w:tc>
+        <w:tc>
+          <w:tcPr>
+            <w:tcW w:type="dxa" w:w="2160"/>
+          </w:tcPr>
+          <w:p>
+            <w:r>
+              <w:t>Sam Whitfield</w:t>
+            </w:r>
+          </w:p>
+        </w:tc>
+        <w:tc>
+          <w:tcPr>
+            <w:tcW w:type="dxa" w:w="2160"/>
+          </w:tcPr>
+          <w:p>
+            <w:r>
+              <w:t>3 business days</w:t>
+            </w:r>
+          </w:p>
+        </w:tc>
+        <w:tc>
+          <w:tcPr>
+            <w:tcW w:type="dxa" w:w="2160"/>
+          </w:tcPr>
+          <w:p>
+            <w:r>
+              <w:t>Active</w:t>
+            </w:r>
+          </w:p>
+        </w:tc>
+      </w:tr>
+      <w:tr>
+        <w:tc>
+          <w:tcPr>
+            <w:tcW w:type="dxa" w:w="2160"/>
+          </w:tcPr>
+          <w:p>
+            <w:r>
+              <w:t>Annual Merit Increase Cycle  Gate 2</w:t>
+            </w:r>
+          </w:p>
+        </w:tc>
+        <w:tc>
+          <w:tcPr>
+            <w:tcW w:type="dxa" w:w="2160"/>
+          </w:tcPr>
+          <w:p>
+            <w:r>
+              <w:t>Sam Whitfield</w:t>
+            </w:r>
+          </w:p>
+        </w:tc>
+        <w:tc>
+          <w:tcPr>
+            <w:tcW w:type="dxa" w:w="2160"/>
+          </w:tcPr>
+          <w:p>
+            <w:r>
+              <w:t>10 business days</w:t>
+            </w:r>
+          </w:p>
+        </w:tc>
+        <w:tc>
+          <w:tcPr>
+            <w:tcW w:type="dxa" w:w="2160"/>
+          </w:tcPr>
+          <w:p>
+            <w:r>
+              <w:t>Monitored</w:t>
+            </w:r>
+          </w:p>
+        </w:tc>
+      </w:tr>
+      <w:tr>
+        <w:tc>
+          <w:tcPr>
+            <w:tcW w:type="dxa" w:w="2160"/>
+          </w:tcPr>
+          <w:p>
+            <w:r>
+              <w:t>Sec-10</w:t>
+            </w:r>
+          </w:p>
+        </w:tc>
+        <w:tc>
+          <w:tcPr>
+            <w:tcW w:type="dxa" w:w="2160"/>
+          </w:tcPr>
+          <w:p>
+            <w:r>
+              <w:t>Sam Whitfield</w:t>
+            </w:r>
+          </w:p>
+        </w:tc>
+        <w:tc>
+          <w:tcPr>
+            <w:tcW w:type="dxa" w:w="2160"/>
+          </w:tcPr>
+          <w:p>
+            <w:r>
+              <w:t>5 business days</w:t>
+            </w:r>
+          </w:p>
+        </w:tc>
+        <w:tc>
+          <w:tcPr>
+            <w:tcW w:type="dxa" w:w="2160"/>
+          </w:tcPr>
+          <w:p>
+            <w:r>
+              <w:t>Stage 10 Verified</w:t>
+            </w:r>
+          </w:p>
+        </w:tc>
+      </w:tr>
+    </w:tbl>
+    <w:p>
+      <w:r>
+        <w:rPr>
+          <w:color w:val="808080"/>
+          <w:sz w:val="16"/>
+        </w:rPr>
+        <w:t>Page 10 of 12 | HR Knowledge Hub | Compensation and Benefits | SharePoint Online</w:t>
+      </w:r>
+    </w:p>
+    <w:p>
+      <w:r>
+        <w:br w:type="page"/>
+      </w:r>
+    </w:p>
+    <w:p>
+      <w:pPr>
+        <w:pStyle w:val="Heading1"/>
+      </w:pPr>
+      <w:r>
+        <w:t>Section 11: Continuous Improvement Roadmap</w:t>
+      </w:r>
+    </w:p>
+    <w:p>
+      <w:r>
+        <w:t>Explains the merit budget allocation, calibration process, and manager communication timeline for the annual compensation review. Section 11 (Continuous Improvement Roadmap) applies to Compensation and Benefits within HR Knowledge Hub and is maintained by Sam Whitfield. Schedules quarterly optimization milestones, automation targets, and capability reviews.</w:t>
+      </w:r>
+    </w:p>
+    <w:p>
+      <w:r>
+        <w:t>Operational requirement 11.1: Managers deliver compensation conversations in 1:1s, never over email. Secondary control 11.2: Off-cycle adjustments require Total Rewards and VP approval with written justification.</w:t>
+      </w:r>
+    </w:p>
+    <w:p>
+      <w:pPr>
+        <w:pStyle w:val="ListBullet"/>
+      </w:pPr>
+      <w:r>
+        <w:t>Managers deliver compensation conversations in 1:1s, never over email.</w:t>
+      </w:r>
+    </w:p>
+    <w:p>
+      <w:pPr>
+        <w:pStyle w:val="ListBullet"/>
+      </w:pPr>
+      <w:r>
+        <w:t>Off-cycle adjustments require Total Rewards and VP approval with written justification.</w:t>
+      </w:r>
+    </w:p>
+    <w:p>
+      <w:pPr>
+        <w:pStyle w:val="ListBullet"/>
+      </w:pPr>
+      <w:r>
+        <w:t>Section 11 review cadence is tracked by Sam Whitfield under Compensation and Benefits governance.</w:t>
+      </w:r>
+    </w:p>
+    <w:tbl>
+      <w:tblPr>
+        <w:tblStyle w:val="LightGrid-Accent1"/>
+        <w:tblW w:type="auto" w:w="0"/>
+        <w:tblLook w:firstColumn="1" w:firstRow="1" w:lastColumn="0" w:lastRow="0" w:noHBand="0" w:noVBand="1" w:val="04A0"/>
+      </w:tblPr>
+      <w:tblGrid>
+        <w:gridCol w:w="2160"/>
+        <w:gridCol w:w="2160"/>
+        <w:gridCol w:w="2160"/>
+        <w:gridCol w:w="2160"/>
+      </w:tblGrid>
+      <w:tr>
+        <w:tc>
+          <w:tcPr>
+            <w:tcW w:type="dxa" w:w="2160"/>
+          </w:tcPr>
+          <w:p>
+            <w:r>
+              <w:rPr>
+                <w:b/>
+              </w:rPr>
+              <w:t>Control Area</w:t>
+            </w:r>
+          </w:p>
+        </w:tc>
+        <w:tc>
+          <w:tcPr>
+            <w:tcW w:type="dxa" w:w="2160"/>
+          </w:tcPr>
+          <w:p>
+            <w:r>
+              <w:rPr>
+                <w:b/>
+              </w:rPr>
+              <w:t>Owner</w:t>
+            </w:r>
+          </w:p>
+        </w:tc>
+        <w:tc>
+          <w:tcPr>
+            <w:tcW w:type="dxa" w:w="2160"/>
+          </w:tcPr>
+          <w:p>
+            <w:r>
+              <w:rPr>
+                <w:b/>
+              </w:rPr>
+              <w:t>Target SLA</w:t>
+            </w:r>
+          </w:p>
+        </w:tc>
+        <w:tc>
+          <w:tcPr>
+            <w:tcW w:type="dxa" w:w="2160"/>
+          </w:tcPr>
+          <w:p>
+            <w:r>
+              <w:rPr>
+                <w:b/>
+              </w:rPr>
+              <w:t>Verification Status</w:t>
+            </w:r>
+          </w:p>
+        </w:tc>
+      </w:tr>
+      <w:tr>
+        <w:tc>
+          <w:tcPr>
+            <w:tcW w:type="dxa" w:w="2160"/>
+          </w:tcPr>
+          <w:p>
+            <w:r>
+              <w:t>Compensation and Benefits</w:t>
+            </w:r>
+          </w:p>
+        </w:tc>
+        <w:tc>
+          <w:tcPr>
+            <w:tcW w:type="dxa" w:w="2160"/>
+          </w:tcPr>
+          <w:p>
+            <w:r>
+              <w:t>Sam Whitfield</w:t>
+            </w:r>
+          </w:p>
+        </w:tc>
+        <w:tc>
+          <w:tcPr>
+            <w:tcW w:type="dxa" w:w="2160"/>
+          </w:tcPr>
+          <w:p>
+            <w:r>
+              <w:t>5 business days</w:t>
+            </w:r>
+          </w:p>
+        </w:tc>
+        <w:tc>
+          <w:tcPr>
+            <w:tcW w:type="dxa" w:w="2160"/>
+          </w:tcPr>
+          <w:p>
+            <w:r>
+              <w:t>Verified</w:t>
+            </w:r>
+          </w:p>
+        </w:tc>
+      </w:tr>
+      <w:tr>
+        <w:tc>
+          <w:tcPr>
+            <w:tcW w:type="dxa" w:w="2160"/>
+          </w:tcPr>
+          <w:p>
+            <w:r>
+              <w:t>Annual Merit Increase Cycle  Gate 1</w:t>
+            </w:r>
+          </w:p>
+        </w:tc>
+        <w:tc>
+          <w:tcPr>
+            <w:tcW w:type="dxa" w:w="2160"/>
+          </w:tcPr>
+          <w:p>
+            <w:r>
+              <w:t>Sam Whitfield</w:t>
+            </w:r>
+          </w:p>
+        </w:tc>
+        <w:tc>
+          <w:tcPr>
+            <w:tcW w:type="dxa" w:w="2160"/>
+          </w:tcPr>
+          <w:p>
+            <w:r>
+              <w:t>3 business days</w:t>
+            </w:r>
+          </w:p>
+        </w:tc>
+        <w:tc>
+          <w:tcPr>
+            <w:tcW w:type="dxa" w:w="2160"/>
+          </w:tcPr>
+          <w:p>
+            <w:r>
+              <w:t>Active</w:t>
+            </w:r>
+          </w:p>
+        </w:tc>
+      </w:tr>
+      <w:tr>
+        <w:tc>
+          <w:tcPr>
+            <w:tcW w:type="dxa" w:w="2160"/>
+          </w:tcPr>
+          <w:p>
+            <w:r>
+              <w:t>Annual Merit Increase Cycle  Gate 2</w:t>
+            </w:r>
+          </w:p>
+        </w:tc>
+        <w:tc>
+          <w:tcPr>
+            <w:tcW w:type="dxa" w:w="2160"/>
+          </w:tcPr>
+          <w:p>
+            <w:r>
+              <w:t>Sam Whitfield</w:t>
+            </w:r>
+          </w:p>
+        </w:tc>
+        <w:tc>
+          <w:tcPr>
+            <w:tcW w:type="dxa" w:w="2160"/>
+          </w:tcPr>
+          <w:p>
+            <w:r>
+              <w:t>10 business days</w:t>
+            </w:r>
+          </w:p>
+        </w:tc>
+        <w:tc>
+          <w:tcPr>
+            <w:tcW w:type="dxa" w:w="2160"/>
+          </w:tcPr>
+          <w:p>
+            <w:r>
+              <w:t>Monitored</w:t>
+            </w:r>
+          </w:p>
+        </w:tc>
+      </w:tr>
+      <w:tr>
+        <w:tc>
+          <w:tcPr>
+            <w:tcW w:type="dxa" w:w="2160"/>
+          </w:tcPr>
+          <w:p>
+            <w:r>
+              <w:t>Sec-11</w:t>
+            </w:r>
+          </w:p>
+        </w:tc>
+        <w:tc>
+          <w:tcPr>
+            <w:tcW w:type="dxa" w:w="2160"/>
+          </w:tcPr>
+          <w:p>
+            <w:r>
+              <w:t>Sam Whitfield</w:t>
+            </w:r>
+          </w:p>
+        </w:tc>
+        <w:tc>
+          <w:tcPr>
+            <w:tcW w:type="dxa" w:w="2160"/>
+          </w:tcPr>
+          <w:p>
+            <w:r>
+              <w:t>3 business days</w:t>
+            </w:r>
+          </w:p>
+        </w:tc>
+        <w:tc>
+          <w:tcPr>
+            <w:tcW w:type="dxa" w:w="2160"/>
+          </w:tcPr>
+          <w:p>
+            <w:r>
+              <w:t>Stage 11 Verified</w:t>
+            </w:r>
+          </w:p>
+        </w:tc>
+      </w:tr>
+    </w:tbl>
+    <w:p>
+      <w:r>
+        <w:drawing>
+          <wp:inline xmlns:a="http://schemas.openxmlformats.org/drawingml/2006/main" xmlns:pic="http://schemas.openxmlformats.org/drawingml/2006/picture">
+            <wp:extent cx="5303520" cy="1744579"/>
+            <wp:docPr id="6" name="Picture 6"/>
+            <wp:cNvGraphicFramePr>
+              <a:graphicFrameLocks noChangeAspect="1"/>
+            </wp:cNvGraphicFramePr>
+            <a:graphic>
+              <a:graphicData uri="http://schemas.openxmlformats.org/drawingml/2006/picture">
+                <pic:pic>
+                  <pic:nvPicPr>
+                    <pic:cNvPr id="0" name="image.png"/>
+                    <pic:cNvPicPr/>
+                  </pic:nvPicPr>
+                  <pic:blipFill>
+                    <a:blip r:embed="rId10"/>
+                    <a:stretch>
+                      <a:fillRect/>
+                    </a:stretch>
+                  </pic:blipFill>
+                  <pic:spPr>
+                    <a:xfrm>
+                      <a:off x="0" y="0"/>
+                      <a:ext cx="5303520" cy="1744579"/>
+                    </a:xfrm>
+                    <a:prstGeom prst="rect"/>
+                  </pic:spPr>
+                </pic:pic>
+              </a:graphicData>
+            </a:graphic>
+          </wp:inline>
+        </w:drawing>
+      </w:r>
+    </w:p>
+    <w:p>
+      <w:r>
+        <w:rPr>
+          <w:color w:val="808080"/>
+          <w:sz w:val="16"/>
+        </w:rPr>
+        <w:t>Page 11 of 12 | HR Knowledge Hub | Compensation and Benefits | SharePoint Online</w:t>
+      </w:r>
+    </w:p>
+    <w:p>
+      <w:r>
+        <w:br w:type="page"/>
+      </w:r>
+    </w:p>
+    <w:p>
+      <w:pPr>
+        <w:pStyle w:val="Heading1"/>
+      </w:pPr>
+      <w:r>
+        <w:t>Section 12: Appendix, Lineage &amp; Sign-off</w:t>
+      </w:r>
+    </w:p>
+    <w:p>
+      <w:r>
+        <w:t>Explains the merit budget allocation, calibration process, and manager communication timeline for the annual compensation review. Section 12 (Appendix, Lineage &amp; Sign-off) applies to Compensation and Benefits within HR Knowledge Hub and is maintained by Sam Whitfield. Records document lineage, governance metadata, version history, and owner sign-off.</w:t>
+      </w:r>
+    </w:p>
+    <w:p>
+      <w:r>
+        <w:t>Operational requirement 12.1: Off-cycle adjustments require Total Rewards and VP approval with written justification. Secondary control 12.2: Merit budget is allocated by department based on performance distribution and market data.</w:t>
+      </w:r>
+    </w:p>
+    <w:p>
+      <w:pPr>
+        <w:pStyle w:val="ListBullet"/>
+      </w:pPr>
+      <w:r>
+        <w:t>Off-cycle adjustments require Total Rewards and VP approval with written justification.</w:t>
+      </w:r>
+    </w:p>
+    <w:p>
+      <w:pPr>
+        <w:pStyle w:val="ListBullet"/>
+      </w:pPr>
+      <w:r>
+        <w:t>Merit budget is allocated by department based on performance distribution and market data.</w:t>
+      </w:r>
+    </w:p>
+    <w:p>
+      <w:pPr>
+        <w:pStyle w:val="ListBullet"/>
+      </w:pPr>
+      <w:r>
+        <w:t>Section 12 review cadence is tracked by Sam Whitfield under Compensation and Benefits governance.</w:t>
+      </w:r>
+    </w:p>
+    <w:tbl>
+      <w:tblPr>
+        <w:tblStyle w:val="LightGrid-Accent1"/>
+        <w:tblW w:type="auto" w:w="0"/>
+        <w:tblLook w:firstColumn="1" w:firstRow="1" w:lastColumn="0" w:lastRow="0" w:noHBand="0" w:noVBand="1" w:val="04A0"/>
+      </w:tblPr>
+      <w:tblGrid>
+        <w:gridCol w:w="2160"/>
+        <w:gridCol w:w="2160"/>
+        <w:gridCol w:w="2160"/>
+        <w:gridCol w:w="2160"/>
+      </w:tblGrid>
+      <w:tr>
+        <w:tc>
+          <w:tcPr>
+            <w:tcW w:type="dxa" w:w="2160"/>
+          </w:tcPr>
+          <w:p>
+            <w:r>
+              <w:rPr>
+                <w:b/>
+              </w:rPr>
+              <w:t>Control Area</w:t>
+            </w:r>
+          </w:p>
+        </w:tc>
+        <w:tc>
+          <w:tcPr>
+            <w:tcW w:type="dxa" w:w="2160"/>
+          </w:tcPr>
+          <w:p>
+            <w:r>
+              <w:rPr>
+                <w:b/>
+              </w:rPr>
+              <w:t>Owner</w:t>
+            </w:r>
+          </w:p>
+        </w:tc>
+        <w:tc>
+          <w:tcPr>
+            <w:tcW w:type="dxa" w:w="2160"/>
+          </w:tcPr>
+          <w:p>
+            <w:r>
+              <w:rPr>
+                <w:b/>
+              </w:rPr>
+              <w:t>Target SLA</w:t>
+            </w:r>
+          </w:p>
+        </w:tc>
+        <w:tc>
+          <w:tcPr>
+            <w:tcW w:type="dxa" w:w="2160"/>
+          </w:tcPr>
+          <w:p>
+            <w:r>
+              <w:rPr>
+                <w:b/>
+              </w:rPr>
+              <w:t>Verification Status</w:t>
+            </w:r>
+          </w:p>
+        </w:tc>
+      </w:tr>
+      <w:tr>
+        <w:tc>
+          <w:tcPr>
+            <w:tcW w:type="dxa" w:w="2160"/>
+          </w:tcPr>
+          <w:p>
+            <w:r>
+              <w:t>Compensation and Benefits</w:t>
+            </w:r>
+          </w:p>
+        </w:tc>
+        <w:tc>
+          <w:tcPr>
+            <w:tcW w:type="dxa" w:w="2160"/>
+          </w:tcPr>
+          <w:p>
+            <w:r>
+              <w:t>Sam Whitfield</w:t>
+            </w:r>
+          </w:p>
+        </w:tc>
+        <w:tc>
+          <w:tcPr>
+            <w:tcW w:type="dxa" w:w="2160"/>
+          </w:tcPr>
+          <w:p>
+            <w:r>
+              <w:t>5 business days</w:t>
+            </w:r>
+          </w:p>
+        </w:tc>
+        <w:tc>
+          <w:tcPr>
+            <w:tcW w:type="dxa" w:w="2160"/>
+          </w:tcPr>
+          <w:p>
+            <w:r>
+              <w:t>Verified</w:t>
+            </w:r>
+          </w:p>
+        </w:tc>
+      </w:tr>
+      <w:tr>
+        <w:tc>
+          <w:tcPr>
+            <w:tcW w:type="dxa" w:w="2160"/>
+          </w:tcPr>
+          <w:p>
+            <w:r>
+              <w:t>Annual Merit Increase Cycle  Gate 1</w:t>
+            </w:r>
+          </w:p>
+        </w:tc>
+        <w:tc>
+          <w:tcPr>
+            <w:tcW w:type="dxa" w:w="2160"/>
+          </w:tcPr>
+          <w:p>
+            <w:r>
+              <w:t>Sam Whitfield</w:t>
+            </w:r>
+          </w:p>
+        </w:tc>
+        <w:tc>
+          <w:tcPr>
+            <w:tcW w:type="dxa" w:w="2160"/>
+          </w:tcPr>
+          <w:p>
+            <w:r>
+              <w:t>3 business days</w:t>
+            </w:r>
+          </w:p>
+        </w:tc>
+        <w:tc>
+          <w:tcPr>
+            <w:tcW w:type="dxa" w:w="2160"/>
+          </w:tcPr>
+          <w:p>
+            <w:r>
+              <w:t>Active</w:t>
+            </w:r>
+          </w:p>
+        </w:tc>
+      </w:tr>
+      <w:tr>
+        <w:tc>
+          <w:tcPr>
+            <w:tcW w:type="dxa" w:w="2160"/>
+          </w:tcPr>
+          <w:p>
+            <w:r>
+              <w:t>Annual Merit Increase Cycle  Gate 2</w:t>
+            </w:r>
+          </w:p>
+        </w:tc>
+        <w:tc>
+          <w:tcPr>
+            <w:tcW w:type="dxa" w:w="2160"/>
+          </w:tcPr>
+          <w:p>
+            <w:r>
+              <w:t>Sam Whitfield</w:t>
+            </w:r>
+          </w:p>
+        </w:tc>
+        <w:tc>
+          <w:tcPr>
+            <w:tcW w:type="dxa" w:w="2160"/>
+          </w:tcPr>
+          <w:p>
+            <w:r>
+              <w:t>10 business days</w:t>
+            </w:r>
+          </w:p>
+        </w:tc>
+        <w:tc>
+          <w:tcPr>
+            <w:tcW w:type="dxa" w:w="2160"/>
+          </w:tcPr>
+          <w:p>
+            <w:r>
+              <w:t>Monitored</w:t>
+            </w:r>
+          </w:p>
+        </w:tc>
+      </w:tr>
+      <w:tr>
+        <w:tc>
+          <w:tcPr>
+            <w:tcW w:type="dxa" w:w="2160"/>
+          </w:tcPr>
+          <w:p>
+            <w:r>
+              <w:t>Sec-12</w:t>
+            </w:r>
+          </w:p>
+        </w:tc>
+        <w:tc>
+          <w:tcPr>
+            <w:tcW w:type="dxa" w:w="2160"/>
+          </w:tcPr>
+          <w:p>
+            <w:r>
+              <w:t>Sam Whitfield</w:t>
+            </w:r>
+          </w:p>
+        </w:tc>
+        <w:tc>
+          <w:tcPr>
+            <w:tcW w:type="dxa" w:w="2160"/>
+          </w:tcPr>
+          <w:p>
+            <w:r>
+              <w:t>10 business days</w:t>
+            </w:r>
+          </w:p>
+        </w:tc>
+        <w:tc>
+          <w:tcPr>
+            <w:tcW w:type="dxa" w:w="2160"/>
+          </w:tcPr>
+          <w:p>
+            <w:r>
+              <w:t>Stage 12 Verified</w:t>
+            </w:r>
+          </w:p>
+        </w:tc>
+      </w:tr>
+    </w:tbl>
+    <w:p>
+      <w:r>
+        <w:rPr>
+          <w:color w:val="808080"/>
+          <w:sz w:val="16"/>
+        </w:rPr>
+        <w:t>Page 12 of 12 | HR Knowledge Hub | Compensation and Benefits | SharePoint Online</w:t>
       </w:r>
     </w:p>
     <w:sectPr>

--- a/data/sites/hr/Compensation and Benefits/annual-merit-increase-cycle-guide.docx
+++ b/data/sites/hr/Compensation and Benefits/annual-merit-increase-cycle-guide.docx
@@ -260,7 +260,7 @@
           <w:color w:val="808080"/>
           <w:sz w:val="16"/>
         </w:rPr>
-        <w:t>Page 1 of 12 | HR Knowledge Hub | Compensation and Benefits | SharePoint Online</w:t>
+        <w:t>Page 1 of 11 | HR Knowledge Hub | Compensation and Benefits | SharePoint Online</w:t>
       </w:r>
     </w:p>
     <w:p>
@@ -587,7 +587,7 @@
           <w:color w:val="808080"/>
           <w:sz w:val="16"/>
         </w:rPr>
-        <w:t>Page 2 of 12 | HR Knowledge Hub | Compensation and Benefits | SharePoint Online</w:t>
+        <w:t>Page 2 of 11 | HR Knowledge Hub | Compensation and Benefits | SharePoint Online</w:t>
       </w:r>
     </w:p>
     <w:p>
@@ -878,7 +878,7 @@
           <w:color w:val="808080"/>
           <w:sz w:val="16"/>
         </w:rPr>
-        <w:t>Page 3 of 12 | HR Knowledge Hub | Compensation and Benefits | SharePoint Online</w:t>
+        <w:t>Page 3 of 11 | HR Knowledge Hub | Compensation and Benefits | SharePoint Online</w:t>
       </w:r>
     </w:p>
     <w:p>
@@ -1205,7 +1205,7 @@
           <w:color w:val="808080"/>
           <w:sz w:val="16"/>
         </w:rPr>
-        <w:t>Page 4 of 12 | HR Knowledge Hub | Compensation and Benefits | SharePoint Online</w:t>
+        <w:t>Page 4 of 11 | HR Knowledge Hub | Compensation and Benefits | SharePoint Online</w:t>
       </w:r>
     </w:p>
     <w:p>
@@ -1496,7 +1496,7 @@
           <w:color w:val="808080"/>
           <w:sz w:val="16"/>
         </w:rPr>
-        <w:t>Page 5 of 12 | HR Knowledge Hub | Compensation and Benefits | SharePoint Online</w:t>
+        <w:t>Page 5 of 11 | HR Knowledge Hub | Compensation and Benefits | SharePoint Online</w:t>
       </w:r>
     </w:p>
     <w:p>
@@ -1823,7 +1823,7 @@
           <w:color w:val="808080"/>
           <w:sz w:val="16"/>
         </w:rPr>
-        <w:t>Page 6 of 12 | HR Knowledge Hub | Compensation and Benefits | SharePoint Online</w:t>
+        <w:t>Page 6 of 11 | HR Knowledge Hub | Compensation and Benefits | SharePoint Online</w:t>
       </w:r>
     </w:p>
     <w:p>
@@ -2114,7 +2114,7 @@
           <w:color w:val="808080"/>
           <w:sz w:val="16"/>
         </w:rPr>
-        <w:t>Page 7 of 12 | HR Knowledge Hub | Compensation and Benefits | SharePoint Online</w:t>
+        <w:t>Page 7 of 11 | HR Knowledge Hub | Compensation and Benefits | SharePoint Online</w:t>
       </w:r>
     </w:p>
     <w:p>
@@ -2441,7 +2441,7 @@
           <w:color w:val="808080"/>
           <w:sz w:val="16"/>
         </w:rPr>
-        <w:t>Page 8 of 12 | HR Knowledge Hub | Compensation and Benefits | SharePoint Online</w:t>
+        <w:t>Page 8 of 11 | HR Knowledge Hub | Compensation and Benefits | SharePoint Online</w:t>
       </w:r>
     </w:p>
     <w:p>
@@ -2768,7 +2768,7 @@
           <w:color w:val="808080"/>
           <w:sz w:val="16"/>
         </w:rPr>
-        <w:t>Page 9 of 12 | HR Knowledge Hub | Compensation and Benefits | SharePoint Online</w:t>
+        <w:t>Page 9 of 11 | HR Knowledge Hub | Compensation and Benefits | SharePoint Online</w:t>
       </w:r>
     </w:p>
     <w:p>
@@ -3059,7 +3059,7 @@
           <w:color w:val="808080"/>
           <w:sz w:val="16"/>
         </w:rPr>
-        <w:t>Page 10 of 12 | HR Knowledge Hub | Compensation and Benefits | SharePoint Online</w:t>
+        <w:t>Page 10 of 11 | HR Knowledge Hub | Compensation and Benefits | SharePoint Online</w:t>
       </w:r>
     </w:p>
     <w:p>
@@ -3072,12 +3072,12 @@
         <w:pStyle w:val="Heading1"/>
       </w:pPr>
       <w:r>
-        <w:t>Section 11: Continuous Improvement Roadmap</w:t>
+        <w:t>Section 11: Appendix, Lineage &amp; Sign-off</w:t>
       </w:r>
     </w:p>
     <w:p>
       <w:r>
-        <w:t>Explains the merit budget allocation, calibration process, and manager communication timeline for the annual compensation review. Section 11 (Continuous Improvement Roadmap) applies to Compensation and Benefits within HR Knowledge Hub and is maintained by Sam Whitfield. Schedules quarterly optimization milestones, automation targets, and capability reviews.</w:t>
+        <w:t>Explains the merit budget allocation, calibration process, and manager communication timeline for the annual compensation review. Section 11 (Appendix, Lineage &amp; Sign-off) applies to Compensation and Benefits within HR Knowledge Hub and is maintained by Sam Whitfield. Records document lineage, governance metadata, version history, and owner sign-off.</w:t>
       </w:r>
     </w:p>
     <w:p>
@@ -3386,298 +3386,7 @@
           <w:color w:val="808080"/>
           <w:sz w:val="16"/>
         </w:rPr>
-        <w:t>Page 11 of 12 | HR Knowledge Hub | Compensation and Benefits | SharePoint Online</w:t>
-      </w:r>
-    </w:p>
-    <w:p>
-      <w:r>
-        <w:br w:type="page"/>
-      </w:r>
-    </w:p>
-    <w:p>
-      <w:pPr>
-        <w:pStyle w:val="Heading1"/>
-      </w:pPr>
-      <w:r>
-        <w:t>Section 12: Appendix, Lineage &amp; Sign-off</w:t>
-      </w:r>
-    </w:p>
-    <w:p>
-      <w:r>
-        <w:t>Explains the merit budget allocation, calibration process, and manager communication timeline for the annual compensation review. Section 12 (Appendix, Lineage &amp; Sign-off) applies to Compensation and Benefits within HR Knowledge Hub and is maintained by Sam Whitfield. Records document lineage, governance metadata, version history, and owner sign-off.</w:t>
-      </w:r>
-    </w:p>
-    <w:p>
-      <w:r>
-        <w:t>Operational requirement 12.1: Off-cycle adjustments require Total Rewards and VP approval with written justification. Secondary control 12.2: Merit budget is allocated by department based on performance distribution and market data.</w:t>
-      </w:r>
-    </w:p>
-    <w:p>
-      <w:pPr>
-        <w:pStyle w:val="ListBullet"/>
-      </w:pPr>
-      <w:r>
-        <w:t>Off-cycle adjustments require Total Rewards and VP approval with written justification.</w:t>
-      </w:r>
-    </w:p>
-    <w:p>
-      <w:pPr>
-        <w:pStyle w:val="ListBullet"/>
-      </w:pPr>
-      <w:r>
-        <w:t>Merit budget is allocated by department based on performance distribution and market data.</w:t>
-      </w:r>
-    </w:p>
-    <w:p>
-      <w:pPr>
-        <w:pStyle w:val="ListBullet"/>
-      </w:pPr>
-      <w:r>
-        <w:t>Section 12 review cadence is tracked by Sam Whitfield under Compensation and Benefits governance.</w:t>
-      </w:r>
-    </w:p>
-    <w:tbl>
-      <w:tblPr>
-        <w:tblStyle w:val="LightGrid-Accent1"/>
-        <w:tblW w:type="auto" w:w="0"/>
-        <w:tblLook w:firstColumn="1" w:firstRow="1" w:lastColumn="0" w:lastRow="0" w:noHBand="0" w:noVBand="1" w:val="04A0"/>
-      </w:tblPr>
-      <w:tblGrid>
-        <w:gridCol w:w="2160"/>
-        <w:gridCol w:w="2160"/>
-        <w:gridCol w:w="2160"/>
-        <w:gridCol w:w="2160"/>
-      </w:tblGrid>
-      <w:tr>
-        <w:tc>
-          <w:tcPr>
-            <w:tcW w:type="dxa" w:w="2160"/>
-          </w:tcPr>
-          <w:p>
-            <w:r>
-              <w:rPr>
-                <w:b/>
-              </w:rPr>
-              <w:t>Control Area</w:t>
-            </w:r>
-          </w:p>
-        </w:tc>
-        <w:tc>
-          <w:tcPr>
-            <w:tcW w:type="dxa" w:w="2160"/>
-          </w:tcPr>
-          <w:p>
-            <w:r>
-              <w:rPr>
-                <w:b/>
-              </w:rPr>
-              <w:t>Owner</w:t>
-            </w:r>
-          </w:p>
-        </w:tc>
-        <w:tc>
-          <w:tcPr>
-            <w:tcW w:type="dxa" w:w="2160"/>
-          </w:tcPr>
-          <w:p>
-            <w:r>
-              <w:rPr>
-                <w:b/>
-              </w:rPr>
-              <w:t>Target SLA</w:t>
-            </w:r>
-          </w:p>
-        </w:tc>
-        <w:tc>
-          <w:tcPr>
-            <w:tcW w:type="dxa" w:w="2160"/>
-          </w:tcPr>
-          <w:p>
-            <w:r>
-              <w:rPr>
-                <w:b/>
-              </w:rPr>
-              <w:t>Verification Status</w:t>
-            </w:r>
-          </w:p>
-        </w:tc>
-      </w:tr>
-      <w:tr>
-        <w:tc>
-          <w:tcPr>
-            <w:tcW w:type="dxa" w:w="2160"/>
-          </w:tcPr>
-          <w:p>
-            <w:r>
-              <w:t>Compensation and Benefits</w:t>
-            </w:r>
-          </w:p>
-        </w:tc>
-        <w:tc>
-          <w:tcPr>
-            <w:tcW w:type="dxa" w:w="2160"/>
-          </w:tcPr>
-          <w:p>
-            <w:r>
-              <w:t>Sam Whitfield</w:t>
-            </w:r>
-          </w:p>
-        </w:tc>
-        <w:tc>
-          <w:tcPr>
-            <w:tcW w:type="dxa" w:w="2160"/>
-          </w:tcPr>
-          <w:p>
-            <w:r>
-              <w:t>5 business days</w:t>
-            </w:r>
-          </w:p>
-        </w:tc>
-        <w:tc>
-          <w:tcPr>
-            <w:tcW w:type="dxa" w:w="2160"/>
-          </w:tcPr>
-          <w:p>
-            <w:r>
-              <w:t>Verified</w:t>
-            </w:r>
-          </w:p>
-        </w:tc>
-      </w:tr>
-      <w:tr>
-        <w:tc>
-          <w:tcPr>
-            <w:tcW w:type="dxa" w:w="2160"/>
-          </w:tcPr>
-          <w:p>
-            <w:r>
-              <w:t>Annual Merit Increase Cycle  Gate 1</w:t>
-            </w:r>
-          </w:p>
-        </w:tc>
-        <w:tc>
-          <w:tcPr>
-            <w:tcW w:type="dxa" w:w="2160"/>
-          </w:tcPr>
-          <w:p>
-            <w:r>
-              <w:t>Sam Whitfield</w:t>
-            </w:r>
-          </w:p>
-        </w:tc>
-        <w:tc>
-          <w:tcPr>
-            <w:tcW w:type="dxa" w:w="2160"/>
-          </w:tcPr>
-          <w:p>
-            <w:r>
-              <w:t>3 business days</w:t>
-            </w:r>
-          </w:p>
-        </w:tc>
-        <w:tc>
-          <w:tcPr>
-            <w:tcW w:type="dxa" w:w="2160"/>
-          </w:tcPr>
-          <w:p>
-            <w:r>
-              <w:t>Active</w:t>
-            </w:r>
-          </w:p>
-        </w:tc>
-      </w:tr>
-      <w:tr>
-        <w:tc>
-          <w:tcPr>
-            <w:tcW w:type="dxa" w:w="2160"/>
-          </w:tcPr>
-          <w:p>
-            <w:r>
-              <w:t>Annual Merit Increase Cycle  Gate 2</w:t>
-            </w:r>
-          </w:p>
-        </w:tc>
-        <w:tc>
-          <w:tcPr>
-            <w:tcW w:type="dxa" w:w="2160"/>
-          </w:tcPr>
-          <w:p>
-            <w:r>
-              <w:t>Sam Whitfield</w:t>
-            </w:r>
-          </w:p>
-        </w:tc>
-        <w:tc>
-          <w:tcPr>
-            <w:tcW w:type="dxa" w:w="2160"/>
-          </w:tcPr>
-          <w:p>
-            <w:r>
-              <w:t>10 business days</w:t>
-            </w:r>
-          </w:p>
-        </w:tc>
-        <w:tc>
-          <w:tcPr>
-            <w:tcW w:type="dxa" w:w="2160"/>
-          </w:tcPr>
-          <w:p>
-            <w:r>
-              <w:t>Monitored</w:t>
-            </w:r>
-          </w:p>
-        </w:tc>
-      </w:tr>
-      <w:tr>
-        <w:tc>
-          <w:tcPr>
-            <w:tcW w:type="dxa" w:w="2160"/>
-          </w:tcPr>
-          <w:p>
-            <w:r>
-              <w:t>Sec-12</w:t>
-            </w:r>
-          </w:p>
-        </w:tc>
-        <w:tc>
-          <w:tcPr>
-            <w:tcW w:type="dxa" w:w="2160"/>
-          </w:tcPr>
-          <w:p>
-            <w:r>
-              <w:t>Sam Whitfield</w:t>
-            </w:r>
-          </w:p>
-        </w:tc>
-        <w:tc>
-          <w:tcPr>
-            <w:tcW w:type="dxa" w:w="2160"/>
-          </w:tcPr>
-          <w:p>
-            <w:r>
-              <w:t>10 business days</w:t>
-            </w:r>
-          </w:p>
-        </w:tc>
-        <w:tc>
-          <w:tcPr>
-            <w:tcW w:type="dxa" w:w="2160"/>
-          </w:tcPr>
-          <w:p>
-            <w:r>
-              <w:t>Stage 12 Verified</w:t>
-            </w:r>
-          </w:p>
-        </w:tc>
-      </w:tr>
-    </w:tbl>
-    <w:p>
-      <w:r>
-        <w:rPr>
-          <w:color w:val="808080"/>
-          <w:sz w:val="16"/>
-        </w:rPr>
-        <w:t>Page 12 of 12 | HR Knowledge Hub | Compensation and Benefits | SharePoint Online</w:t>
+        <w:t>Page 11 of 11 | HR Knowledge Hub | Compensation and Benefits | SharePoint Online</w:t>
       </w:r>
     </w:p>
     <w:sectPr>
